--- a/frontend/public/docx/courses/generative-ai/Multi-modal-rag/Efficient Fine-Tuning & Preference Alignment in Multimodal AI.docx
+++ b/frontend/public/docx/courses/generative-ai/Multi-modal-rag/Efficient Fine-Tuning & Preference Alignment in Multimodal AI.docx
@@ -40,14 +40,14 @@
         <w:rPr>
           <w:rtl w:val="0"/>
         </w:rPr>
-        <w:t xml:space="preserve">The goal here is to show how to adapt massive pretrained multimodal models (like LLaVA, GPT-4o, or custom VLMs) efficiently and reliably for specific domains, such as styling Odisha sarees for your fashion app — without retraining billions of parameters. You'll learn:</w:t>
+        <w:t xml:space="preserve">The goal here is to show how to adapt massive pretrained multimodal models (like LLaVA, GPT-4o, or custom VLMs) efficiently and reliably for specific domains, such as styling Odisha sarees for your fashion app, without retraining billions of parameters. You'll learn:</w:t>
       </w:r>
     </w:p>
     <w:p>
       <w:pPr>
         <w:numPr>
           <w:ilvl w:val="0"/>
-          <w:numId w:val="8"/>
+          <w:numId w:val="11"/>
         </w:numPr>
         <w:spacing w:after="0" w:before="240" w:lineRule="auto"/>
         <w:ind w:left="720" w:hanging="360"/>
@@ -64,7 +64,7 @@
       <w:pPr>
         <w:numPr>
           <w:ilvl w:val="0"/>
-          <w:numId w:val="8"/>
+          <w:numId w:val="11"/>
         </w:numPr>
         <w:spacing w:after="0" w:before="0" w:lineRule="auto"/>
         <w:ind w:left="720" w:hanging="360"/>
@@ -81,7 +81,7 @@
       <w:pPr>
         <w:numPr>
           <w:ilvl w:val="0"/>
-          <w:numId w:val="8"/>
+          <w:numId w:val="11"/>
         </w:numPr>
         <w:spacing w:after="240" w:before="0" w:lineRule="auto"/>
         <w:ind w:left="720" w:hanging="360"/>
@@ -103,7 +103,7 @@
         <w:rPr>
           <w:rtl w:val="0"/>
         </w:rPr>
-        <w:t xml:space="preserve">Imagine your huge multimodal model (like LLaVA or a custom VLM) is a giant marble statue — beautiful, but you want to tweak just the smile a little for your Odisha saree customers. Do you carve the entire 7-billion-parameter statue again? No way.</w:t>
+        <w:t xml:space="preserve">Imagine your huge multimodal model (like LLaVA or a custom VLM) is a giant marble statue, beautiful, but you want to tweak just the smile a little for your Odisha saree customers. Do you carve the entire 7-billion-parameter statue again? No way.</w:t>
       </w:r>
     </w:p>
     <w:p>
@@ -123,7 +123,7 @@
         <w:rPr>
           <w:rtl w:val="0"/>
         </w:rPr>
-        <w:t xml:space="preserve"> is like sticking a tiny, flexible Velcro patch exactly where you need it. You freeze the original statue (the pretrained weights) and only train the small patch. At the end, you glue the patch on permanently — zero extra cost during real use.</w:t>
+        <w:t xml:space="preserve"> is like sticking a tiny, flexible Velcro patch exactly where you need it. You freeze the original statue (the pretrained weights) and only train the small patch. At the end, you glue the patch on permanently zero extra cost during real use.</w:t>
       </w:r>
     </w:p>
     <w:p>
@@ -197,6 +197,7 @@
     </w:p>
     <w:p>
       <w:pPr>
+        <w:jc w:val="center"/>
         <w:rPr/>
       </w:pPr>
       <m:oMath>
@@ -235,6 +236,7 @@
     </w:p>
     <w:p>
       <w:pPr>
+        <w:jc w:val="center"/>
         <w:rPr/>
       </w:pPr>
       <m:oMath>
@@ -263,7 +265,7 @@
       <w:pPr>
         <w:numPr>
           <w:ilvl w:val="0"/>
-          <w:numId w:val="6"/>
+          <w:numId w:val="9"/>
         </w:numPr>
         <w:spacing w:after="0" w:lineRule="auto"/>
         <w:ind w:left="720" w:hanging="360"/>
@@ -281,14 +283,14 @@
         <w:rPr>
           <w:rtl w:val="0"/>
         </w:rPr>
-        <w:t xml:space="preserve"> is d × r (r = rank, usually 8 or 16 — super small!)</w:t>
+        <w:t xml:space="preserve"> is d × r (r = rank, usually 8 or 16, super small!)</w:t>
       </w:r>
     </w:p>
     <w:p>
       <w:pPr>
         <w:numPr>
           <w:ilvl w:val="0"/>
-          <w:numId w:val="6"/>
+          <w:numId w:val="9"/>
         </w:numPr>
         <w:spacing w:after="0" w:lineRule="auto"/>
         <w:ind w:left="720" w:hanging="360"/>
@@ -313,7 +315,7 @@
       <w:pPr>
         <w:numPr>
           <w:ilvl w:val="0"/>
-          <w:numId w:val="6"/>
+          <w:numId w:val="9"/>
         </w:numPr>
         <w:spacing w:after="240" w:lineRule="auto"/>
         <w:ind w:left="720" w:hanging="360"/>
@@ -321,7 +323,7 @@
       </w:pPr>
       <w:sdt>
         <w:sdtPr>
-          <w:id w:val="-2135107048"/>
+          <w:id w:val="-872004787"/>
           <w:tag w:val="goog_rdk_0"/>
         </w:sdtPr>
         <w:sdtContent>
@@ -356,7 +358,7 @@
       <w:pPr>
         <w:numPr>
           <w:ilvl w:val="0"/>
-          <w:numId w:val="3"/>
+          <w:numId w:val="6"/>
         </w:numPr>
         <w:spacing w:after="0" w:before="240" w:lineRule="auto"/>
         <w:ind w:left="720" w:hanging="360"/>
@@ -373,7 +375,7 @@
       <w:pPr>
         <w:numPr>
           <w:ilvl w:val="0"/>
-          <w:numId w:val="3"/>
+          <w:numId w:val="6"/>
         </w:numPr>
         <w:spacing w:after="0" w:before="0" w:lineRule="auto"/>
         <w:ind w:left="720" w:hanging="360"/>
@@ -390,7 +392,7 @@
       <w:pPr>
         <w:numPr>
           <w:ilvl w:val="0"/>
-          <w:numId w:val="3"/>
+          <w:numId w:val="6"/>
         </w:numPr>
         <w:spacing w:after="240" w:before="0" w:lineRule="auto"/>
         <w:ind w:left="720" w:hanging="360"/>
@@ -405,6 +407,7 @@
     </w:p>
     <w:p>
       <w:pPr>
+        <w:jc w:val="center"/>
         <w:rPr/>
       </w:pPr>
       <m:oMath>
@@ -525,6 +528,445 @@
       <w:pPr>
         <w:numPr>
           <w:ilvl w:val="0"/>
+          <w:numId w:val="8"/>
+        </w:numPr>
+        <w:spacing w:after="0" w:before="240" w:lineRule="auto"/>
+        <w:ind w:left="720" w:hanging="360"/>
+        <w:rPr/>
+      </w:pPr>
+      <w:r>
+        <w:rPr>
+          <w:rtl w:val="0"/>
+        </w:rPr>
+        <w:t xml:space="preserve">Trains on a single 24GB GPU in one evening.</w:t>
+      </w:r>
+    </w:p>
+    <w:p>
+      <w:pPr>
+        <w:numPr>
+          <w:ilvl w:val="0"/>
+          <w:numId w:val="8"/>
+        </w:numPr>
+        <w:spacing w:after="0" w:before="0" w:lineRule="auto"/>
+        <w:ind w:left="720" w:hanging="360"/>
+        <w:rPr/>
+      </w:pPr>
+      <w:r>
+        <w:rPr>
+          <w:rtl w:val="0"/>
+        </w:rPr>
+        <w:t xml:space="preserve">Model now says things like “This cotton saree has beautiful ikat motifs, pair it with silver jhumkas for a festive look” instead of hallucinating silk.</w:t>
+      </w:r>
+    </w:p>
+    <w:p>
+      <w:pPr>
+        <w:numPr>
+          <w:ilvl w:val="0"/>
+          <w:numId w:val="8"/>
+        </w:numPr>
+        <w:spacing w:after="240" w:before="0" w:lineRule="auto"/>
+        <w:ind w:left="720" w:hanging="360"/>
+        <w:rPr/>
+      </w:pPr>
+      <w:r>
+        <w:rPr>
+          <w:rtl w:val="0"/>
+        </w:rPr>
+        <w:t xml:space="preserve">File size increase: just 50–80 MB extra adapter file (you can switch adapters for different customers, wedding vs office wear).</w:t>
+      </w:r>
+    </w:p>
+    <w:p>
+      <w:pPr>
+        <w:spacing w:after="240" w:before="240" w:lineRule="auto"/>
+        <w:rPr>
+          <w:b w:val="1"/>
+          <w:bCs w:val="1"/>
+        </w:rPr>
+      </w:pPr>
+      <w:r>
+        <w:rPr>
+          <w:b w:val="1"/>
+          <w:bCs w:val="1"/>
+          <w:rtl w:val="0"/>
+        </w:rPr>
+        <w:t xml:space="preserve">Code Implementation Example (Simple LoRA layer in PyTorch:- conceptual):</w:t>
+      </w:r>
+    </w:p>
+    <w:p>
+      <w:pPr>
+        <w:spacing w:after="240" w:before="240" w:lineRule="auto"/>
+        <w:rPr/>
+      </w:pPr>
+      <w:r>
+        <w:rPr>
+          <w:rtl w:val="0"/>
+        </w:rPr>
+      </w:r>
+    </w:p>
+    <w:sdt>
+      <w:sdtPr>
+        <w:lock w:val="contentLocked"/>
+        <w:id w:val="-146537431"/>
+        <w:tag w:val="goog_rdk_1"/>
+      </w:sdtPr>
+      <w:sdtContent>
+        <w:tbl>
+          <w:tblPr>
+            <w:tblStyle w:val="Table1"/>
+            <w:tblW w:w="9360.0" w:type="dxa"/>
+            <w:jc w:val="left"/>
+            <w:tblBorders>
+              <w:top w:color="000000" w:space="0" w:sz="8" w:val="single"/>
+              <w:left w:color="000000" w:space="0" w:sz="8" w:val="single"/>
+              <w:bottom w:color="000000" w:space="0" w:sz="8" w:val="single"/>
+              <w:right w:color="000000" w:space="0" w:sz="8" w:val="single"/>
+              <w:insideH w:color="000000" w:space="0" w:sz="8" w:val="single"/>
+              <w:insideV w:color="000000" w:space="0" w:sz="8" w:val="single"/>
+            </w:tblBorders>
+            <w:tblLayout w:type="fixed"/>
+            <w:tblLook w:val="0600"/>
+          </w:tblPr>
+          <w:tblGrid>
+            <w:gridCol w:w="9360"/>
+            <w:tblGridChange w:id="0">
+              <w:tblGrid>
+                <w:gridCol w:w="9360"/>
+              </w:tblGrid>
+            </w:tblGridChange>
+          </w:tblGrid>
+          <w:tr>
+            <w:trPr>
+              <w:cantSplit w:val="0"/>
+              <w:tblHeader w:val="0"/>
+            </w:trPr>
+            <w:tc>
+              <w:tcPr>
+                <w:shd w:fill="auto" w:val="clear"/>
+                <w:tcMar>
+                  <w:top w:w="100.0" w:type="dxa"/>
+                  <w:left w:w="100.0" w:type="dxa"/>
+                  <w:bottom w:w="100.0" w:type="dxa"/>
+                  <w:right w:w="100.0" w:type="dxa"/>
+                </w:tcMar>
+                <w:vAlign w:val="top"/>
+              </w:tcPr>
+              <w:p>
+                <w:pPr>
+                  <w:spacing w:after="240" w:before="240" w:lineRule="auto"/>
+                  <w:rPr/>
+                </w:pPr>
+                <w:r>
+                  <w:rPr>
+                    <w:rtl w:val="0"/>
+                  </w:rPr>
+                  <w:t xml:space="preserve">import torch</w:t>
+                </w:r>
+              </w:p>
+              <w:p>
+                <w:pPr>
+                  <w:spacing w:after="240" w:before="240" w:lineRule="auto"/>
+                  <w:rPr/>
+                </w:pPr>
+                <w:r>
+                  <w:rPr>
+                    <w:rtl w:val="0"/>
+                  </w:rPr>
+                  <w:t xml:space="preserve">import torch.nn as nn</w:t>
+                </w:r>
+              </w:p>
+              <w:p>
+                <w:pPr>
+                  <w:spacing w:after="240" w:before="240" w:lineRule="auto"/>
+                  <w:rPr/>
+                </w:pPr>
+                <w:r>
+                  <w:rPr>
+                    <w:rtl w:val="0"/>
+                  </w:rPr>
+                </w:r>
+              </w:p>
+              <w:p>
+                <w:pPr>
+                  <w:spacing w:after="240" w:before="240" w:lineRule="auto"/>
+                  <w:rPr/>
+                </w:pPr>
+                <w:r>
+                  <w:rPr>
+                    <w:rtl w:val="0"/>
+                  </w:rPr>
+                  <w:t xml:space="preserve">class LoRALayer(nn.Module):</w:t>
+                </w:r>
+              </w:p>
+              <w:p>
+                <w:pPr>
+                  <w:spacing w:after="240" w:before="240" w:lineRule="auto"/>
+                  <w:rPr/>
+                </w:pPr>
+                <w:r>
+                  <w:rPr>
+                    <w:rtl w:val="0"/>
+                  </w:rPr>
+                  <w:t xml:space="preserve">    def __init__(self, in_features, out_features, rank=16, alpha=32):</w:t>
+                </w:r>
+              </w:p>
+              <w:p>
+                <w:pPr>
+                  <w:spacing w:after="240" w:before="240" w:lineRule="auto"/>
+                  <w:rPr/>
+                </w:pPr>
+                <w:r>
+                  <w:rPr>
+                    <w:rtl w:val="0"/>
+                  </w:rPr>
+                  <w:t xml:space="preserve">        super().__init__()</w:t>
+                </w:r>
+              </w:p>
+              <w:p>
+                <w:pPr>
+                  <w:spacing w:after="240" w:before="240" w:lineRule="auto"/>
+                  <w:rPr/>
+                </w:pPr>
+                <w:r>
+                  <w:rPr>
+                    <w:rtl w:val="0"/>
+                  </w:rPr>
+                  <w:t xml:space="preserve">        self.lora_A = nn.Parameter(torch.zeros(in_features, rank))</w:t>
+                </w:r>
+              </w:p>
+              <w:p>
+                <w:pPr>
+                  <w:spacing w:after="240" w:before="240" w:lineRule="auto"/>
+                  <w:rPr/>
+                </w:pPr>
+                <w:r>
+                  <w:rPr>
+                    <w:rtl w:val="0"/>
+                  </w:rPr>
+                  <w:t xml:space="preserve">        self.lora_B = nn.Parameter(torch.zeros(rank, out_features))</w:t>
+                </w:r>
+              </w:p>
+              <w:p>
+                <w:pPr>
+                  <w:spacing w:after="240" w:before="240" w:lineRule="auto"/>
+                  <w:rPr/>
+                </w:pPr>
+                <w:r>
+                  <w:rPr>
+                    <w:rtl w:val="0"/>
+                  </w:rPr>
+                  <w:t xml:space="preserve">        self.scaling = alpha / rank</w:t>
+                </w:r>
+              </w:p>
+              <w:p>
+                <w:pPr>
+                  <w:spacing w:after="240" w:before="240" w:lineRule="auto"/>
+                  <w:rPr/>
+                </w:pPr>
+                <w:r>
+                  <w:rPr>
+                    <w:rtl w:val="0"/>
+                  </w:rPr>
+                  <w:t xml:space="preserve">        # Original weight is frozen elsewhere</w:t>
+                </w:r>
+              </w:p>
+              <w:p>
+                <w:pPr>
+                  <w:spacing w:after="240" w:before="240" w:lineRule="auto"/>
+                  <w:rPr/>
+                </w:pPr>
+                <w:r>
+                  <w:rPr>
+                    <w:rtl w:val="0"/>
+                  </w:rPr>
+                </w:r>
+              </w:p>
+              <w:p>
+                <w:pPr>
+                  <w:spacing w:after="240" w:before="240" w:lineRule="auto"/>
+                  <w:rPr/>
+                </w:pPr>
+                <w:r>
+                  <w:rPr>
+                    <w:rtl w:val="0"/>
+                  </w:rPr>
+                  <w:t xml:space="preserve">    def forward(self, x):</w:t>
+                </w:r>
+              </w:p>
+              <w:p>
+                <w:pPr>
+                  <w:spacing w:after="240" w:before="240" w:lineRule="auto"/>
+                  <w:rPr/>
+                </w:pPr>
+                <w:r>
+                  <w:rPr>
+                    <w:rtl w:val="0"/>
+                  </w:rPr>
+                  <w:t xml:space="preserve">        delta = (x @ self.lora_A) @ self.lora_B * self.scaling</w:t>
+                </w:r>
+              </w:p>
+              <w:p>
+                <w:pPr>
+                  <w:spacing w:after="240" w:before="240" w:lineRule="auto"/>
+                  <w:rPr/>
+                </w:pPr>
+                <w:r>
+                  <w:rPr>
+                    <w:rtl w:val="0"/>
+                  </w:rPr>
+                  <w:t xml:space="preserve">        return delta  # Add to original linear output</w:t>
+                </w:r>
+              </w:p>
+              <w:p>
+                <w:pPr>
+                  <w:spacing w:after="240" w:before="240" w:lineRule="auto"/>
+                  <w:rPr/>
+                </w:pPr>
+                <w:r>
+                  <w:rPr>
+                    <w:rtl w:val="0"/>
+                  </w:rPr>
+                </w:r>
+              </w:p>
+              <w:p>
+                <w:pPr>
+                  <w:spacing w:after="240" w:before="240" w:lineRule="auto"/>
+                  <w:rPr/>
+                </w:pPr>
+                <w:r>
+                  <w:rPr>
+                    <w:rtl w:val="0"/>
+                  </w:rPr>
+                  <w:t xml:space="preserve"># Usage: replace linear layers with original + LoRA addition</w:t>
+                </w:r>
+              </w:p>
+            </w:tc>
+          </w:tr>
+        </w:tbl>
+      </w:sdtContent>
+    </w:sdt>
+    <w:p>
+      <w:pPr>
+        <w:spacing w:after="240" w:before="240" w:lineRule="auto"/>
+        <w:rPr/>
+      </w:pPr>
+      <w:r>
+        <w:rPr>
+          <w:rtl w:val="0"/>
+        </w:rPr>
+      </w:r>
+    </w:p>
+    <w:p>
+      <w:pPr>
+        <w:pStyle w:val="Heading3"/>
+        <w:spacing w:after="240" w:lineRule="auto"/>
+        <w:rPr/>
+      </w:pPr>
+      <w:bookmarkStart w:colFirst="0" w:colLast="0" w:name="_heading=h.2cwxkle69kxr" w:id="3"/>
+      <w:bookmarkEnd w:id="3"/>
+      <w:r>
+        <w:rPr>
+          <w:rtl w:val="0"/>
+        </w:rPr>
+        <w:t xml:space="preserve">Preference Tuning</w:t>
+      </w:r>
+    </w:p>
+    <w:p>
+      <w:pPr>
+        <w:spacing w:after="240" w:lineRule="auto"/>
+        <w:rPr/>
+      </w:pPr>
+      <w:r>
+        <w:rPr>
+          <w:rtl w:val="0"/>
+        </w:rPr>
+        <w:t xml:space="preserve">After basic fine-tuning (or even after LoRA), models can still confidently lie about images (“heavy zari work” when the photo is plain border).</w:t>
+      </w:r>
+    </w:p>
+    <w:p>
+      <w:pPr>
+        <w:rPr/>
+      </w:pPr>
+      <w:r>
+        <w:rPr>
+          <w:rtl w:val="0"/>
+        </w:rPr>
+        <w:t xml:space="preserve">Preference tuning fixes exactly that by letting humans (or AI) rank answers and teaching the model:</w:t>
+      </w:r>
+    </w:p>
+    <w:p>
+      <w:pPr>
+        <w:spacing w:after="240" w:before="240" w:lineRule="auto"/>
+        <w:rPr>
+          <w:b w:val="1"/>
+          <w:bCs w:val="1"/>
+        </w:rPr>
+      </w:pPr>
+      <w:r>
+        <w:rPr>
+          <w:b w:val="1"/>
+          <w:bCs w:val="1"/>
+          <w:rtl w:val="0"/>
+        </w:rPr>
+        <w:t xml:space="preserve">“Helpful + grounded in the actual photo” &gt; “Helpful but hallucinated” &gt; “Rude or vague”</w:t>
+      </w:r>
+    </w:p>
+    <w:p>
+      <w:pPr>
+        <w:spacing w:after="240" w:before="240" w:lineRule="auto"/>
+        <w:rPr/>
+      </w:pPr>
+      <w:r>
+        <w:rPr>
+          <w:rtl w:val="0"/>
+        </w:rPr>
+        <w:t xml:space="preserve">Two main ways people do this today:</w:t>
+      </w:r>
+    </w:p>
+    <w:p>
+      <w:pPr>
+        <w:pStyle w:val="Heading4"/>
+        <w:rPr/>
+      </w:pPr>
+      <w:bookmarkStart w:colFirst="0" w:colLast="0" w:name="_heading=h.kl6lczf2h8au" w:id="4"/>
+      <w:bookmarkEnd w:id="4"/>
+      <w:r>
+        <w:rPr>
+          <w:rtl w:val="0"/>
+        </w:rPr>
+        <w:t xml:space="preserve">A. RLHF (Reinforcement Learning from Human Feedback) — The Original (Used in ChatGPT)</w:t>
+      </w:r>
+    </w:p>
+    <w:p>
+      <w:pPr>
+        <w:spacing w:after="240" w:before="240" w:lineRule="auto"/>
+        <w:rPr/>
+      </w:pPr>
+      <w:r>
+        <w:rPr>
+          <w:rtl w:val="0"/>
+        </w:rPr>
+        <w:t xml:space="preserve">This was the method behind InstructGPT and early GPT-4. It’s powerful but complex.</w:t>
+      </w:r>
+    </w:p>
+    <w:p>
+      <w:pPr>
+        <w:pStyle w:val="Heading5"/>
+        <w:spacing w:after="240" w:before="240" w:lineRule="auto"/>
+        <w:rPr/>
+      </w:pPr>
+      <w:bookmarkStart w:colFirst="0" w:colLast="0" w:name="_heading=h.ob4ad6epo5c3" w:id="5"/>
+      <w:bookmarkEnd w:id="5"/>
+      <w:r>
+        <w:rPr>
+          <w:rtl w:val="0"/>
+        </w:rPr>
+        <w:t xml:space="preserve">Step-by-step flow:</w:t>
+      </w:r>
+    </w:p>
+    <w:p>
+      <w:pPr>
+        <w:numPr>
+          <w:ilvl w:val="0"/>
           <w:numId w:val="5"/>
         </w:numPr>
         <w:spacing w:after="0" w:before="240" w:lineRule="auto"/>
@@ -533,9 +975,17 @@
       </w:pPr>
       <w:r>
         <w:rPr>
-          <w:rtl w:val="0"/>
-        </w:rPr>
-        <w:t xml:space="preserve">Trains on a single 24GB GPU in one evening.</w:t>
+          <w:b w:val="1"/>
+          <w:bCs w:val="1"/>
+          <w:rtl w:val="0"/>
+        </w:rPr>
+        <w:t xml:space="preserve">Supervised Fine-Tuning (SFT)</w:t>
+      </w:r>
+      <w:r>
+        <w:rPr>
+          <w:rtl w:val="0"/>
+        </w:rPr>
+        <w:t xml:space="preserve">: Train on good demonstration examples (“Here’s how to describe a saree photo”).</w:t>
       </w:r>
     </w:p>
     <w:p>
@@ -550,392 +1000,8 @@
       </w:pPr>
       <w:r>
         <w:rPr>
-          <w:rtl w:val="0"/>
-        </w:rPr>
-        <w:t xml:space="preserve">Model now says things like “This cotton saree has beautiful ikat motifs — pair it with silver jhumkas for a festive look” instead of hallucinating silk.</w:t>
-      </w:r>
-    </w:p>
-    <w:p>
-      <w:pPr>
-        <w:numPr>
-          <w:ilvl w:val="0"/>
-          <w:numId w:val="5"/>
-        </w:numPr>
-        <w:spacing w:after="240" w:before="0" w:lineRule="auto"/>
-        <w:ind w:left="720" w:hanging="360"/>
-        <w:rPr/>
-      </w:pPr>
-      <w:r>
-        <w:rPr>
-          <w:rtl w:val="0"/>
-        </w:rPr>
-        <w:t xml:space="preserve">File size increase: just 50–80 MB extra adapter file (you can switch adapters for different customers — wedding vs office wear).</w:t>
-      </w:r>
-    </w:p>
-    <w:p>
-      <w:pPr>
-        <w:spacing w:after="240" w:before="240" w:lineRule="auto"/>
-        <w:rPr>
           <w:b w:val="1"/>
           <w:bCs w:val="1"/>
-        </w:rPr>
-      </w:pPr>
-      <w:r>
-        <w:rPr>
-          <w:b w:val="1"/>
-          <w:bCs w:val="1"/>
-          <w:rtl w:val="0"/>
-        </w:rPr>
-        <w:t xml:space="preserve">Code Implementation Example (Simple LoRA layer in PyTorch:- conceptual):</w:t>
-      </w:r>
-    </w:p>
-    <w:p>
-      <w:pPr>
-        <w:spacing w:after="240" w:before="240" w:lineRule="auto"/>
-        <w:rPr/>
-      </w:pPr>
-      <w:r>
-        <w:rPr>
-          <w:rtl w:val="0"/>
-        </w:rPr>
-        <w:t xml:space="preserve">import torch</w:t>
-      </w:r>
-    </w:p>
-    <w:p>
-      <w:pPr>
-        <w:spacing w:after="240" w:before="240" w:lineRule="auto"/>
-        <w:rPr/>
-      </w:pPr>
-      <w:r>
-        <w:rPr>
-          <w:rtl w:val="0"/>
-        </w:rPr>
-        <w:t xml:space="preserve">import torch.nn as nn</w:t>
-      </w:r>
-    </w:p>
-    <w:p>
-      <w:pPr>
-        <w:spacing w:after="240" w:before="240" w:lineRule="auto"/>
-        <w:rPr/>
-      </w:pPr>
-      <w:r>
-        <w:rPr>
-          <w:rtl w:val="0"/>
-        </w:rPr>
-      </w:r>
-    </w:p>
-    <w:p>
-      <w:pPr>
-        <w:spacing w:after="240" w:before="240" w:lineRule="auto"/>
-        <w:rPr/>
-      </w:pPr>
-      <w:r>
-        <w:rPr>
-          <w:rtl w:val="0"/>
-        </w:rPr>
-        <w:t xml:space="preserve">class LoRALayer(nn.Module):</w:t>
-      </w:r>
-    </w:p>
-    <w:p>
-      <w:pPr>
-        <w:spacing w:after="240" w:before="240" w:lineRule="auto"/>
-        <w:rPr/>
-      </w:pPr>
-      <w:r>
-        <w:rPr>
-          <w:rtl w:val="0"/>
-        </w:rPr>
-        <w:t xml:space="preserve">    def __init__(self, in_features, out_features, rank=16, alpha=32):</w:t>
-      </w:r>
-    </w:p>
-    <w:p>
-      <w:pPr>
-        <w:spacing w:after="240" w:before="240" w:lineRule="auto"/>
-        <w:rPr/>
-      </w:pPr>
-      <w:r>
-        <w:rPr>
-          <w:rtl w:val="0"/>
-        </w:rPr>
-        <w:t xml:space="preserve">        super().__init__()</w:t>
-      </w:r>
-    </w:p>
-    <w:p>
-      <w:pPr>
-        <w:spacing w:after="240" w:before="240" w:lineRule="auto"/>
-        <w:rPr/>
-      </w:pPr>
-      <w:r>
-        <w:rPr>
-          <w:rtl w:val="0"/>
-        </w:rPr>
-        <w:t xml:space="preserve">        self.lora_A = nn.Parameter(torch.zeros(in_features, rank))</w:t>
-      </w:r>
-    </w:p>
-    <w:p>
-      <w:pPr>
-        <w:spacing w:after="240" w:before="240" w:lineRule="auto"/>
-        <w:rPr/>
-      </w:pPr>
-      <w:r>
-        <w:rPr>
-          <w:rtl w:val="0"/>
-        </w:rPr>
-        <w:t xml:space="preserve">        self.lora_B = nn.Parameter(torch.zeros(rank, out_features))</w:t>
-      </w:r>
-    </w:p>
-    <w:p>
-      <w:pPr>
-        <w:spacing w:after="240" w:before="240" w:lineRule="auto"/>
-        <w:rPr/>
-      </w:pPr>
-      <w:r>
-        <w:rPr>
-          <w:rtl w:val="0"/>
-        </w:rPr>
-        <w:t xml:space="preserve">        self.scaling = alpha / rank</w:t>
-      </w:r>
-    </w:p>
-    <w:p>
-      <w:pPr>
-        <w:spacing w:after="240" w:before="240" w:lineRule="auto"/>
-        <w:rPr/>
-      </w:pPr>
-      <w:r>
-        <w:rPr>
-          <w:rtl w:val="0"/>
-        </w:rPr>
-        <w:t xml:space="preserve">        # Original weight is frozen elsewhere</w:t>
-      </w:r>
-    </w:p>
-    <w:p>
-      <w:pPr>
-        <w:spacing w:after="240" w:before="240" w:lineRule="auto"/>
-        <w:rPr/>
-      </w:pPr>
-      <w:r>
-        <w:rPr>
-          <w:rtl w:val="0"/>
-        </w:rPr>
-      </w:r>
-    </w:p>
-    <w:p>
-      <w:pPr>
-        <w:spacing w:after="240" w:before="240" w:lineRule="auto"/>
-        <w:rPr/>
-      </w:pPr>
-      <w:r>
-        <w:rPr>
-          <w:rtl w:val="0"/>
-        </w:rPr>
-        <w:t xml:space="preserve">    def forward(self, x):</w:t>
-      </w:r>
-    </w:p>
-    <w:p>
-      <w:pPr>
-        <w:spacing w:after="240" w:before="240" w:lineRule="auto"/>
-        <w:rPr/>
-      </w:pPr>
-      <w:r>
-        <w:rPr>
-          <w:rtl w:val="0"/>
-        </w:rPr>
-        <w:t xml:space="preserve">        delta = (x @ self.lora_A) @ self.lora_B * self.scaling</w:t>
-      </w:r>
-    </w:p>
-    <w:p>
-      <w:pPr>
-        <w:spacing w:after="240" w:before="240" w:lineRule="auto"/>
-        <w:rPr/>
-      </w:pPr>
-      <w:r>
-        <w:rPr>
-          <w:rtl w:val="0"/>
-        </w:rPr>
-        <w:t xml:space="preserve">        return delta  # Add to original linear output</w:t>
-      </w:r>
-    </w:p>
-    <w:p>
-      <w:pPr>
-        <w:spacing w:after="240" w:before="240" w:lineRule="auto"/>
-        <w:rPr/>
-      </w:pPr>
-      <w:r>
-        <w:rPr>
-          <w:rtl w:val="0"/>
-        </w:rPr>
-      </w:r>
-    </w:p>
-    <w:p>
-      <w:pPr>
-        <w:spacing w:after="240" w:before="240" w:lineRule="auto"/>
-        <w:rPr/>
-      </w:pPr>
-      <w:r>
-        <w:rPr>
-          <w:rtl w:val="0"/>
-        </w:rPr>
-        <w:t xml:space="preserve"># Usage: replace linear layers with original + LoRA addition</w:t>
-      </w:r>
-    </w:p>
-    <w:p>
-      <w:pPr>
-        <w:spacing w:after="240" w:before="240" w:lineRule="auto"/>
-        <w:rPr/>
-      </w:pPr>
-      <w:r>
-        <w:rPr>
-          <w:rtl w:val="0"/>
-        </w:rPr>
-      </w:r>
-    </w:p>
-    <w:p>
-      <w:pPr>
-        <w:pStyle w:val="Heading3"/>
-        <w:spacing w:after="240" w:lineRule="auto"/>
-        <w:rPr/>
-      </w:pPr>
-      <w:bookmarkStart w:colFirst="0" w:colLast="0" w:name="_heading=h.2cwxkle69kxr" w:id="3"/>
-      <w:bookmarkEnd w:id="3"/>
-      <w:r>
-        <w:rPr>
-          <w:rtl w:val="0"/>
-        </w:rPr>
-        <w:t xml:space="preserve">Preference Tuning</w:t>
-      </w:r>
-    </w:p>
-    <w:p>
-      <w:pPr>
-        <w:spacing w:after="240" w:lineRule="auto"/>
-        <w:rPr/>
-      </w:pPr>
-      <w:r>
-        <w:rPr>
-          <w:rtl w:val="0"/>
-        </w:rPr>
-        <w:t xml:space="preserve">After basic fine-tuning (or even after LoRA), models can still confidently lie about images (“heavy zari work” when the photo is plain border).</w:t>
-      </w:r>
-    </w:p>
-    <w:p>
-      <w:pPr>
-        <w:rPr/>
-      </w:pPr>
-      <w:r>
-        <w:rPr>
-          <w:rtl w:val="0"/>
-        </w:rPr>
-        <w:t xml:space="preserve">Preference tuning fixes exactly that by letting humans (or AI) rank answers and teaching the model:</w:t>
-      </w:r>
-    </w:p>
-    <w:p>
-      <w:pPr>
-        <w:spacing w:after="240" w:before="240" w:lineRule="auto"/>
-        <w:rPr>
-          <w:b w:val="1"/>
-          <w:bCs w:val="1"/>
-        </w:rPr>
-      </w:pPr>
-      <w:r>
-        <w:rPr>
-          <w:b w:val="1"/>
-          <w:bCs w:val="1"/>
-          <w:rtl w:val="0"/>
-        </w:rPr>
-        <w:t xml:space="preserve">“Helpful + grounded in the actual photo” &gt; “Helpful but hallucinated” &gt; “Rude or vague”</w:t>
-      </w:r>
-    </w:p>
-    <w:p>
-      <w:pPr>
-        <w:spacing w:after="240" w:before="240" w:lineRule="auto"/>
-        <w:rPr/>
-      </w:pPr>
-      <w:r>
-        <w:rPr>
-          <w:rtl w:val="0"/>
-        </w:rPr>
-        <w:t xml:space="preserve">Two main ways people do this today:</w:t>
-      </w:r>
-    </w:p>
-    <w:p>
-      <w:pPr>
-        <w:pStyle w:val="Heading4"/>
-        <w:rPr/>
-      </w:pPr>
-      <w:bookmarkStart w:colFirst="0" w:colLast="0" w:name="_heading=h.kl6lczf2h8au" w:id="4"/>
-      <w:bookmarkEnd w:id="4"/>
-      <w:r>
-        <w:rPr>
-          <w:rtl w:val="0"/>
-        </w:rPr>
-        <w:t xml:space="preserve">A. RLHF (Reinforcement Learning from Human Feedback) — The Original (Used in ChatGPT)</w:t>
-      </w:r>
-    </w:p>
-    <w:p>
-      <w:pPr>
-        <w:spacing w:after="240" w:before="240" w:lineRule="auto"/>
-        <w:rPr/>
-      </w:pPr>
-      <w:r>
-        <w:rPr>
-          <w:rtl w:val="0"/>
-        </w:rPr>
-        <w:t xml:space="preserve">This was the method behind InstructGPT and early GPT-4. It’s powerful but complex.</w:t>
-      </w:r>
-    </w:p>
-    <w:p>
-      <w:pPr>
-        <w:pStyle w:val="Heading5"/>
-        <w:spacing w:after="240" w:before="240" w:lineRule="auto"/>
-        <w:rPr/>
-      </w:pPr>
-      <w:bookmarkStart w:colFirst="0" w:colLast="0" w:name="_heading=h.ob4ad6epo5c3" w:id="5"/>
-      <w:bookmarkEnd w:id="5"/>
-      <w:r>
-        <w:rPr>
-          <w:rtl w:val="0"/>
-        </w:rPr>
-        <w:t xml:space="preserve">Step-by-step flow:</w:t>
-      </w:r>
-    </w:p>
-    <w:p>
-      <w:pPr>
-        <w:numPr>
-          <w:ilvl w:val="0"/>
-          <w:numId w:val="2"/>
-        </w:numPr>
-        <w:spacing w:after="0" w:before="240" w:lineRule="auto"/>
-        <w:ind w:left="720" w:hanging="360"/>
-        <w:rPr/>
-      </w:pPr>
-      <w:r>
-        <w:rPr>
-          <w:b w:val="1"/>
-          <w:bCs w:val="1"/>
-          <w:rtl w:val="0"/>
-        </w:rPr>
-        <w:t xml:space="preserve">Supervised Fine-Tuning (SFT)</w:t>
-      </w:r>
-      <w:r>
-        <w:rPr>
-          <w:rtl w:val="0"/>
-        </w:rPr>
-        <w:t xml:space="preserve">: Train on good demonstration examples (“Here’s how to describe a saree photo”).</w:t>
-      </w:r>
-    </w:p>
-    <w:p>
-      <w:pPr>
-        <w:numPr>
-          <w:ilvl w:val="0"/>
-          <w:numId w:val="2"/>
-        </w:numPr>
-        <w:spacing w:after="0" w:before="0" w:lineRule="auto"/>
-        <w:ind w:left="720" w:hanging="360"/>
-        <w:rPr/>
-      </w:pPr>
-      <w:r>
-        <w:rPr>
-          <w:b w:val="1"/>
-          <w:bCs w:val="1"/>
           <w:rtl w:val="0"/>
         </w:rPr>
         <w:t xml:space="preserve">Train a Reward Model</w:t>
@@ -951,7 +1017,7 @@
       <w:pPr>
         <w:numPr>
           <w:ilvl w:val="1"/>
-          <w:numId w:val="2"/>
+          <w:numId w:val="5"/>
         </w:numPr>
         <w:spacing w:after="0" w:before="0" w:lineRule="auto"/>
         <w:ind w:left="1440" w:hanging="360"/>
@@ -968,7 +1034,7 @@
       <w:pPr>
         <w:numPr>
           <w:ilvl w:val="1"/>
-          <w:numId w:val="2"/>
+          <w:numId w:val="5"/>
         </w:numPr>
         <w:spacing w:after="0" w:before="0" w:lineRule="auto"/>
         <w:ind w:left="1440" w:hanging="360"/>
@@ -976,8 +1042,8 @@
       </w:pPr>
       <w:sdt>
         <w:sdtPr>
-          <w:id w:val="413390635"/>
-          <w:tag w:val="goog_rdk_1"/>
+          <w:id w:val="-711629279"/>
+          <w:tag w:val="goog_rdk_2"/>
         </w:sdtPr>
         <w:sdtContent>
           <w:r>
@@ -999,7 +1065,7 @@
       <w:pPr>
         <w:numPr>
           <w:ilvl w:val="0"/>
-          <w:numId w:val="2"/>
+          <w:numId w:val="5"/>
         </w:numPr>
         <w:spacing w:after="240" w:before="0" w:lineRule="auto"/>
         <w:ind w:left="720" w:hanging="360"/>
@@ -1052,12 +1118,12 @@
           <wp:inline distB="114300" distT="114300" distL="114300" distR="114300">
             <wp:extent cx="5943600" cy="1066800"/>
             <wp:effectExtent b="0" l="0" r="0" t="0"/>
-            <wp:docPr id="9" name="image4.png"/>
+            <wp:docPr id="9" name="image5.png"/>
             <a:graphic>
               <a:graphicData uri="http://schemas.openxmlformats.org/drawingml/2006/picture">
                 <pic:pic>
                   <pic:nvPicPr>
-                    <pic:cNvPr id="0" name="image4.png"/>
+                    <pic:cNvPr id="0" name="image5.png"/>
                     <pic:cNvPicPr preferRelativeResize="0"/>
                   </pic:nvPicPr>
                   <pic:blipFill>
@@ -1107,12 +1173,12 @@
           <wp:inline distB="114300" distT="114300" distL="114300" distR="114300">
             <wp:extent cx="5943600" cy="1206500"/>
             <wp:effectExtent b="0" l="0" r="0" t="0"/>
-            <wp:docPr id="12" name="image5.png"/>
+            <wp:docPr id="12" name="image3.png"/>
             <a:graphic>
               <a:graphicData uri="http://schemas.openxmlformats.org/drawingml/2006/picture">
                 <pic:pic>
                   <pic:nvPicPr>
-                    <pic:cNvPr id="0" name="image5.png"/>
+                    <pic:cNvPr id="0" name="image3.png"/>
                     <pic:cNvPicPr preferRelativeResize="0"/>
                   </pic:nvPicPr>
                   <pic:blipFill>
@@ -1162,12 +1228,12 @@
           <wp:inline distB="114300" distT="114300" distL="114300" distR="114300">
             <wp:extent cx="5943600" cy="673100"/>
             <wp:effectExtent b="0" l="0" r="0" t="0"/>
-            <wp:docPr id="13" name="image7.png"/>
+            <wp:docPr id="13" name="image2.png"/>
             <a:graphic>
               <a:graphicData uri="http://schemas.openxmlformats.org/drawingml/2006/picture">
                 <pic:pic>
                   <pic:nvPicPr>
-                    <pic:cNvPr id="0" name="image7.png"/>
+                    <pic:cNvPr id="0" name="image2.png"/>
                     <pic:cNvPicPr preferRelativeResize="0"/>
                   </pic:nvPicPr>
                   <pic:blipFill>
@@ -1278,7 +1344,7 @@
       <w:pPr>
         <w:numPr>
           <w:ilvl w:val="0"/>
-          <w:numId w:val="4"/>
+          <w:numId w:val="7"/>
         </w:numPr>
         <w:spacing w:after="0" w:before="240" w:lineRule="auto"/>
         <w:ind w:left="720" w:hanging="360"/>
@@ -1295,7 +1361,7 @@
       <w:pPr>
         <w:numPr>
           <w:ilvl w:val="0"/>
-          <w:numId w:val="4"/>
+          <w:numId w:val="7"/>
         </w:numPr>
         <w:spacing w:after="240" w:before="0" w:lineRule="auto"/>
         <w:ind w:left="720" w:hanging="360"/>
@@ -1409,14 +1475,14 @@
         <w:rPr/>
         <w:drawing>
           <wp:inline distB="114300" distT="114300" distL="114300" distR="114300">
-            <wp:extent cx="5731200" cy="3149600"/>
+            <wp:extent cx="5943600" cy="1066800"/>
             <wp:effectExtent b="0" l="0" r="0" t="0"/>
-            <wp:docPr id="10" name="image2.png"/>
+            <wp:docPr id="11" name="image4.png"/>
             <a:graphic>
               <a:graphicData uri="http://schemas.openxmlformats.org/drawingml/2006/picture">
                 <pic:pic>
                   <pic:nvPicPr>
-                    <pic:cNvPr id="0" name="image2.png"/>
+                    <pic:cNvPr id="0" name="image4.png"/>
                     <pic:cNvPicPr preferRelativeResize="0"/>
                   </pic:nvPicPr>
                   <pic:blipFill>
@@ -1429,7 +1495,7 @@
                   <pic:spPr>
                     <a:xfrm>
                       <a:off x="0" y="0"/>
-                      <a:ext cx="5731200" cy="3149600"/>
+                      <a:ext cx="5943600" cy="1066800"/>
                     </a:xfrm>
                     <a:prstGeom prst="rect"/>
                     <a:ln/>
@@ -1474,14 +1540,14 @@
         <w:rPr/>
         <w:drawing>
           <wp:inline distB="114300" distT="114300" distL="114300" distR="114300">
-            <wp:extent cx="5731200" cy="3276600"/>
+            <wp:extent cx="5943600" cy="711200"/>
             <wp:effectExtent b="0" l="0" r="0" t="0"/>
-            <wp:docPr id="11" name="image3.png"/>
+            <wp:docPr id="10" name="image7.png"/>
             <a:graphic>
               <a:graphicData uri="http://schemas.openxmlformats.org/drawingml/2006/picture">
                 <pic:pic>
                   <pic:nvPicPr>
-                    <pic:cNvPr id="0" name="image3.png"/>
+                    <pic:cNvPr id="0" name="image7.png"/>
                     <pic:cNvPicPr preferRelativeResize="0"/>
                   </pic:nvPicPr>
                   <pic:blipFill>
@@ -1494,7 +1560,7 @@
                   <pic:spPr>
                     <a:xfrm>
                       <a:off x="0" y="0"/>
-                      <a:ext cx="5731200" cy="3276600"/>
+                      <a:ext cx="5943600" cy="711200"/>
                     </a:xfrm>
                     <a:prstGeom prst="rect"/>
                     <a:ln/>
@@ -1643,7 +1709,7 @@
       <w:pPr>
         <w:numPr>
           <w:ilvl w:val="0"/>
-          <w:numId w:val="1"/>
+          <w:numId w:val="4"/>
         </w:numPr>
         <w:spacing w:after="0" w:before="240" w:lineRule="auto"/>
         <w:ind w:left="720" w:hanging="360"/>
@@ -1661,14 +1727,14 @@
         <w:rPr>
           <w:rtl w:val="0"/>
         </w:rPr>
-        <w:t xml:space="preserve"> (recommended for 95% of cases): Fast, stable, cheap. Perfect for your fashion app — reduces visual hallucinations dramatically in 1–2 days of training.</w:t>
+        <w:t xml:space="preserve"> (recommended for 95% of cases): Fast, stable, cheap. Perfect for your fashion app, reduces visual hallucinations dramatically in 1–2 days of training.</w:t>
       </w:r>
     </w:p>
     <w:p>
       <w:pPr>
         <w:numPr>
           <w:ilvl w:val="0"/>
-          <w:numId w:val="1"/>
+          <w:numId w:val="4"/>
         </w:numPr>
         <w:spacing w:after="240" w:before="0" w:lineRule="auto"/>
         <w:ind w:left="720" w:hanging="360"/>
@@ -1734,16 +1800,248 @@
         <w:keepNext w:val="0"/>
         <w:keepLines w:val="0"/>
         <w:spacing w:after="240" w:before="240" w:lineRule="auto"/>
+        <w:rPr/>
+      </w:pPr>
+      <w:bookmarkStart w:colFirst="0" w:colLast="0" w:name="_heading=h.vvcirwu2up3d" w:id="10"/>
+      <w:bookmarkEnd w:id="10"/>
+      <w:r>
         <w:rPr>
           <w:b w:val="1"/>
           <w:bCs w:val="1"/>
           <w:color w:val="000000"/>
           <w:sz w:val="26"/>
           <w:szCs w:val="26"/>
-        </w:rPr>
-      </w:pPr>
-      <w:bookmarkStart w:colFirst="0" w:colLast="0" w:name="_heading=h.vvcirwu2up3d" w:id="10"/>
-      <w:bookmarkEnd w:id="10"/>
+          <w:rtl w:val="0"/>
+        </w:rPr>
+        <w:t xml:space="preserve">Code Implementation Example (DPO loss snippet – conceptual):</w:t>
+      </w:r>
+      <w:r>
+        <w:rPr>
+          <w:rtl w:val="0"/>
+        </w:rPr>
+      </w:r>
+    </w:p>
+    <w:sdt>
+      <w:sdtPr>
+        <w:lock w:val="contentLocked"/>
+        <w:id w:val="-651610193"/>
+        <w:tag w:val="goog_rdk_3"/>
+      </w:sdtPr>
+      <w:sdtContent>
+        <w:tbl>
+          <w:tblPr>
+            <w:tblStyle w:val="Table2"/>
+            <w:tblW w:w="9360.0" w:type="dxa"/>
+            <w:jc w:val="left"/>
+            <w:tblBorders>
+              <w:top w:color="000000" w:space="0" w:sz="8" w:val="single"/>
+              <w:left w:color="000000" w:space="0" w:sz="8" w:val="single"/>
+              <w:bottom w:color="000000" w:space="0" w:sz="8" w:val="single"/>
+              <w:right w:color="000000" w:space="0" w:sz="8" w:val="single"/>
+              <w:insideH w:color="000000" w:space="0" w:sz="8" w:val="single"/>
+              <w:insideV w:color="000000" w:space="0" w:sz="8" w:val="single"/>
+            </w:tblBorders>
+            <w:tblLayout w:type="fixed"/>
+            <w:tblLook w:val="0600"/>
+          </w:tblPr>
+          <w:tblGrid>
+            <w:gridCol w:w="9360"/>
+            <w:tblGridChange w:id="0">
+              <w:tblGrid>
+                <w:gridCol w:w="9360"/>
+              </w:tblGrid>
+            </w:tblGridChange>
+          </w:tblGrid>
+          <w:tr>
+            <w:trPr>
+              <w:cantSplit w:val="0"/>
+              <w:tblHeader w:val="0"/>
+            </w:trPr>
+            <w:tc>
+              <w:tcPr>
+                <w:shd w:fill="auto" w:val="clear"/>
+                <w:tcMar>
+                  <w:top w:w="100.0" w:type="dxa"/>
+                  <w:left w:w="100.0" w:type="dxa"/>
+                  <w:bottom w:w="100.0" w:type="dxa"/>
+                  <w:right w:w="100.0" w:type="dxa"/>
+                </w:tcMar>
+                <w:vAlign w:val="top"/>
+              </w:tcPr>
+              <w:p>
+                <w:pPr>
+                  <w:keepNext w:val="0"/>
+                  <w:keepLines w:val="0"/>
+                  <w:spacing w:before="280" w:lineRule="auto"/>
+                  <w:rPr/>
+                </w:pPr>
+                <w:r>
+                  <w:rPr>
+                    <w:rtl w:val="0"/>
+                  </w:rPr>
+                  <w:t xml:space="preserve"># Simplified DPO loss intuition</w:t>
+                </w:r>
+              </w:p>
+              <w:p>
+                <w:pPr>
+                  <w:keepNext w:val="0"/>
+                  <w:keepLines w:val="0"/>
+                  <w:spacing w:before="280" w:lineRule="auto"/>
+                  <w:rPr/>
+                </w:pPr>
+                <w:r>
+                  <w:rPr>
+                    <w:rtl w:val="0"/>
+                  </w:rPr>
+                  <w:t xml:space="preserve">def dpo_loss(policy_logps_w, policy_logps_l, ref_logps_w, ref_logps_l, beta=0.1):</w:t>
+                </w:r>
+              </w:p>
+              <w:p>
+                <w:pPr>
+                  <w:keepNext w:val="0"/>
+                  <w:keepLines w:val="0"/>
+                  <w:spacing w:before="280" w:lineRule="auto"/>
+                  <w:rPr/>
+                </w:pPr>
+                <w:r>
+                  <w:rPr>
+                    <w:rtl w:val="0"/>
+                  </w:rPr>
+                  <w:t xml:space="preserve">    # Push winner prob up, loser down relative to reference</w:t>
+                </w:r>
+              </w:p>
+              <w:p>
+                <w:pPr>
+                  <w:keepNext w:val="0"/>
+                  <w:keepLines w:val="0"/>
+                  <w:spacing w:before="280" w:lineRule="auto"/>
+                  <w:rPr/>
+                </w:pPr>
+                <w:r>
+                  <w:rPr>
+                    <w:rtl w:val="0"/>
+                  </w:rPr>
+                  <w:t xml:space="preserve">    diff_w = policy_logps_w - ref_logps_w</w:t>
+                </w:r>
+              </w:p>
+              <w:p>
+                <w:pPr>
+                  <w:keepNext w:val="0"/>
+                  <w:keepLines w:val="0"/>
+                  <w:spacing w:before="280" w:lineRule="auto"/>
+                  <w:rPr/>
+                </w:pPr>
+                <w:r>
+                  <w:rPr>
+                    <w:rtl w:val="0"/>
+                  </w:rPr>
+                  <w:t xml:space="preserve">    diff_l = policy_logps_l - ref_logps_l</w:t>
+                </w:r>
+              </w:p>
+              <w:p>
+                <w:pPr>
+                  <w:keepNext w:val="0"/>
+                  <w:keepLines w:val="0"/>
+                  <w:spacing w:before="280" w:lineRule="auto"/>
+                  <w:rPr/>
+                </w:pPr>
+                <w:r>
+                  <w:rPr>
+                    <w:rtl w:val="0"/>
+                  </w:rPr>
+                  <w:t xml:space="preserve">    loss = -torch.log(torch.sigmoid(beta * (diff_w - diff_l)))</w:t>
+                </w:r>
+              </w:p>
+              <w:p>
+                <w:pPr>
+                  <w:keepNext w:val="0"/>
+                  <w:keepLines w:val="0"/>
+                  <w:spacing w:before="280" w:lineRule="auto"/>
+                  <w:rPr/>
+                </w:pPr>
+                <w:r>
+                  <w:rPr>
+                    <w:rtl w:val="0"/>
+                  </w:rPr>
+                  <w:t xml:space="preserve">    return loss.mean()</w:t>
+                </w:r>
+              </w:p>
+            </w:tc>
+          </w:tr>
+        </w:tbl>
+      </w:sdtContent>
+    </w:sdt>
+    <w:p>
+      <w:pPr>
+        <w:pStyle w:val="Heading3"/>
+        <w:keepNext w:val="0"/>
+        <w:keepLines w:val="0"/>
+        <w:spacing w:before="480" w:lineRule="auto"/>
+        <w:rPr/>
+      </w:pPr>
+      <w:bookmarkStart w:colFirst="0" w:colLast="0" w:name="_heading=h.y1l46dh2mkz5" w:id="11"/>
+      <w:bookmarkEnd w:id="11"/>
+      <w:r>
+        <w:rPr>
+          <w:rtl w:val="0"/>
+        </w:rPr>
+        <w:t xml:space="preserve">Conclusion &amp; Key Takeaways</w:t>
+      </w:r>
+    </w:p>
+    <w:p>
+      <w:pPr>
+        <w:pStyle w:val="Heading3"/>
+        <w:keepNext w:val="0"/>
+        <w:keepLines w:val="0"/>
+        <w:spacing w:after="240" w:before="240" w:lineRule="auto"/>
+        <w:rPr>
+          <w:color w:val="000000"/>
+          <w:sz w:val="26"/>
+          <w:szCs w:val="26"/>
+        </w:rPr>
+      </w:pPr>
+      <w:r>
+        <w:rPr>
+          <w:color w:val="000000"/>
+          <w:sz w:val="26"/>
+          <w:szCs w:val="26"/>
+          <w:rtl w:val="0"/>
+        </w:rPr>
+        <w:t xml:space="preserve">Efficient fine-tuning and preference alignment turn general multimodal giants into domain experts, accurate, fast, and affordable.</w:t>
+      </w:r>
+    </w:p>
+    <w:p>
+      <w:pPr>
+        <w:pStyle w:val="Heading4"/>
+        <w:keepNext w:val="0"/>
+        <w:keepLines w:val="0"/>
+        <w:spacing w:after="240" w:before="240" w:lineRule="auto"/>
+        <w:rPr/>
+      </w:pPr>
+      <w:r>
+        <w:rPr>
+          <w:rtl w:val="0"/>
+        </w:rPr>
+        <w:t xml:space="preserve">Key Takeaways</w:t>
+      </w:r>
+    </w:p>
+    <w:p>
+      <w:pPr>
+        <w:pStyle w:val="Heading3"/>
+        <w:keepNext w:val="0"/>
+        <w:keepLines w:val="0"/>
+        <w:numPr>
+          <w:ilvl w:val="0"/>
+          <w:numId w:val="10"/>
+        </w:numPr>
+        <w:spacing w:after="0" w:before="240" w:lineRule="auto"/>
+        <w:ind w:left="720" w:hanging="360"/>
+        <w:rPr>
+          <w:color w:val="000000"/>
+          <w:sz w:val="26"/>
+          <w:szCs w:val="26"/>
+        </w:rPr>
+      </w:pPr>
       <w:r>
         <w:rPr>
           <w:b w:val="1"/>
@@ -1753,219 +2051,16 @@
           <w:szCs w:val="26"/>
           <w:rtl w:val="0"/>
         </w:rPr>
-        <w:t xml:space="preserve">Code Implementation Example (DPO loss snippet – conceptual):</w:t>
-      </w:r>
-    </w:p>
-    <w:p>
-      <w:pPr>
-        <w:pStyle w:val="Heading3"/>
-        <w:keepNext w:val="0"/>
-        <w:keepLines w:val="0"/>
-        <w:spacing w:before="280" w:lineRule="auto"/>
+        <w:t xml:space="preserve">LoRA</w:t>
+      </w:r>
+      <w:r>
         <w:rPr>
           <w:color w:val="000000"/>
           <w:sz w:val="26"/>
           <w:szCs w:val="26"/>
-        </w:rPr>
-      </w:pPr>
-      <w:bookmarkStart w:colFirst="0" w:colLast="0" w:name="_heading=h.5vsiq4xh7l2n" w:id="11"/>
-      <w:bookmarkEnd w:id="11"/>
-      <w:r>
-        <w:rPr>
-          <w:color w:val="000000"/>
-          <w:sz w:val="26"/>
-          <w:szCs w:val="26"/>
-          <w:rtl w:val="0"/>
-        </w:rPr>
-        <w:t xml:space="preserve"># Simplified DPO loss intuition</w:t>
-      </w:r>
-    </w:p>
-    <w:p>
-      <w:pPr>
-        <w:pStyle w:val="Heading3"/>
-        <w:keepNext w:val="0"/>
-        <w:keepLines w:val="0"/>
-        <w:spacing w:before="280" w:lineRule="auto"/>
-        <w:rPr>
-          <w:color w:val="000000"/>
-          <w:sz w:val="26"/>
-          <w:szCs w:val="26"/>
-        </w:rPr>
-      </w:pPr>
-      <w:r>
-        <w:rPr>
-          <w:color w:val="000000"/>
-          <w:sz w:val="26"/>
-          <w:szCs w:val="26"/>
-          <w:rtl w:val="0"/>
-        </w:rPr>
-        <w:t xml:space="preserve">def dpo_loss(policy_logps_w, policy_logps_l, ref_logps_w, ref_logps_l, beta=0.1):</w:t>
-      </w:r>
-    </w:p>
-    <w:p>
-      <w:pPr>
-        <w:pStyle w:val="Heading3"/>
-        <w:keepNext w:val="0"/>
-        <w:keepLines w:val="0"/>
-        <w:spacing w:before="280" w:lineRule="auto"/>
-        <w:rPr>
-          <w:color w:val="000000"/>
-          <w:sz w:val="26"/>
-          <w:szCs w:val="26"/>
-        </w:rPr>
-      </w:pPr>
-      <w:r>
-        <w:rPr>
-          <w:color w:val="000000"/>
-          <w:sz w:val="26"/>
-          <w:szCs w:val="26"/>
-          <w:rtl w:val="0"/>
-        </w:rPr>
-        <w:t xml:space="preserve">    # Push winner prob up, loser down relative to reference</w:t>
-      </w:r>
-    </w:p>
-    <w:p>
-      <w:pPr>
-        <w:pStyle w:val="Heading3"/>
-        <w:keepNext w:val="0"/>
-        <w:keepLines w:val="0"/>
-        <w:spacing w:before="280" w:lineRule="auto"/>
-        <w:rPr>
-          <w:color w:val="000000"/>
-          <w:sz w:val="26"/>
-          <w:szCs w:val="26"/>
-        </w:rPr>
-      </w:pPr>
-      <w:r>
-        <w:rPr>
-          <w:color w:val="000000"/>
-          <w:sz w:val="26"/>
-          <w:szCs w:val="26"/>
-          <w:rtl w:val="0"/>
-        </w:rPr>
-        <w:t xml:space="preserve">    diff_w = policy_logps_w - ref_logps_w</w:t>
-      </w:r>
-    </w:p>
-    <w:p>
-      <w:pPr>
-        <w:pStyle w:val="Heading3"/>
-        <w:keepNext w:val="0"/>
-        <w:keepLines w:val="0"/>
-        <w:spacing w:before="280" w:lineRule="auto"/>
-        <w:rPr>
-          <w:color w:val="000000"/>
-          <w:sz w:val="26"/>
-          <w:szCs w:val="26"/>
-        </w:rPr>
-      </w:pPr>
-      <w:r>
-        <w:rPr>
-          <w:color w:val="000000"/>
-          <w:sz w:val="26"/>
-          <w:szCs w:val="26"/>
-          <w:rtl w:val="0"/>
-        </w:rPr>
-        <w:t xml:space="preserve">    diff_l = policy_logps_l - ref_logps_l</w:t>
-      </w:r>
-    </w:p>
-    <w:p>
-      <w:pPr>
-        <w:pStyle w:val="Heading3"/>
-        <w:keepNext w:val="0"/>
-        <w:keepLines w:val="0"/>
-        <w:spacing w:before="280" w:lineRule="auto"/>
-        <w:rPr>
-          <w:color w:val="000000"/>
-          <w:sz w:val="26"/>
-          <w:szCs w:val="26"/>
-        </w:rPr>
-      </w:pPr>
-      <w:r>
-        <w:rPr>
-          <w:color w:val="000000"/>
-          <w:sz w:val="26"/>
-          <w:szCs w:val="26"/>
-          <w:rtl w:val="0"/>
-        </w:rPr>
-        <w:t xml:space="preserve">    loss = -torch.log(torch.sigmoid(beta * (diff_w - diff_l)))</w:t>
-      </w:r>
-    </w:p>
-    <w:p>
-      <w:pPr>
-        <w:pStyle w:val="Heading3"/>
-        <w:keepNext w:val="0"/>
-        <w:keepLines w:val="0"/>
-        <w:spacing w:before="280" w:lineRule="auto"/>
-        <w:rPr>
-          <w:color w:val="000000"/>
-          <w:sz w:val="26"/>
-          <w:szCs w:val="26"/>
-        </w:rPr>
-      </w:pPr>
-      <w:bookmarkStart w:colFirst="0" w:colLast="0" w:name="_heading=h.g3khgh6mmawo" w:id="12"/>
-      <w:bookmarkEnd w:id="12"/>
-      <w:r>
-        <w:rPr>
-          <w:color w:val="000000"/>
-          <w:sz w:val="26"/>
-          <w:szCs w:val="26"/>
-          <w:rtl w:val="0"/>
-        </w:rPr>
-        <w:t xml:space="preserve">    return loss.mean()</w:t>
-      </w:r>
-    </w:p>
-    <w:p>
-      <w:pPr>
-        <w:pStyle w:val="Heading3"/>
-        <w:keepNext w:val="0"/>
-        <w:keepLines w:val="0"/>
-        <w:spacing w:before="480" w:lineRule="auto"/>
-        <w:rPr/>
-      </w:pPr>
-      <w:bookmarkStart w:colFirst="0" w:colLast="0" w:name="_heading=h.y1l46dh2mkz5" w:id="13"/>
-      <w:bookmarkEnd w:id="13"/>
-      <w:r>
-        <w:rPr>
-          <w:rtl w:val="0"/>
-        </w:rPr>
-        <w:t xml:space="preserve">Conclusion &amp; Key Takeaways</w:t>
-      </w:r>
-    </w:p>
-    <w:p>
-      <w:pPr>
-        <w:pStyle w:val="Heading3"/>
-        <w:keepNext w:val="0"/>
-        <w:keepLines w:val="0"/>
-        <w:spacing w:after="240" w:before="240" w:lineRule="auto"/>
-        <w:rPr>
-          <w:color w:val="000000"/>
-          <w:sz w:val="26"/>
-          <w:szCs w:val="26"/>
-        </w:rPr>
-      </w:pPr>
-      <w:r>
-        <w:rPr>
-          <w:color w:val="000000"/>
-          <w:sz w:val="26"/>
-          <w:szCs w:val="26"/>
-          <w:rtl w:val="0"/>
-        </w:rPr>
-        <w:t xml:space="preserve">Efficient fine-tuning and preference alignment turn general multimodal giants into domain experts, accurate, fast, and affordable.</w:t>
-      </w:r>
-    </w:p>
-    <w:p>
-      <w:pPr>
-        <w:pStyle w:val="Heading4"/>
-        <w:keepNext w:val="0"/>
-        <w:keepLines w:val="0"/>
-        <w:spacing w:after="240" w:before="240" w:lineRule="auto"/>
-        <w:rPr/>
-      </w:pPr>
-      <w:r>
-        <w:rPr>
-          <w:rtl w:val="0"/>
-        </w:rPr>
-        <w:t xml:space="preserve">Key Takeaways</w:t>
+          <w:rtl w:val="0"/>
+        </w:rPr>
+        <w:t xml:space="preserve"> lets you adapt billion-parameter VLMs with &lt;1% trainable parameters, train on one GPU, merge for free inference.</w:t>
       </w:r>
     </w:p>
     <w:p>
@@ -1975,9 +2070,9 @@
         <w:keepLines w:val="0"/>
         <w:numPr>
           <w:ilvl w:val="0"/>
-          <w:numId w:val="7"/>
+          <w:numId w:val="10"/>
         </w:numPr>
-        <w:spacing w:after="0" w:before="240" w:lineRule="auto"/>
+        <w:spacing w:after="0" w:before="0" w:lineRule="auto"/>
         <w:ind w:left="720" w:hanging="360"/>
         <w:rPr>
           <w:color w:val="000000"/>
@@ -1994,7 +2089,7 @@
           <w:szCs w:val="26"/>
           <w:rtl w:val="0"/>
         </w:rPr>
-        <w:t xml:space="preserve">LoRA</w:t>
+        <w:t xml:space="preserve">DPO</w:t>
       </w:r>
       <w:r>
         <w:rPr>
@@ -2003,7 +2098,7 @@
           <w:szCs w:val="26"/>
           <w:rtl w:val="0"/>
         </w:rPr>
-        <w:t xml:space="preserve"> lets you adapt billion-parameter VLMs with &lt;1% trainable parameters, train on one GPU, merge for free inference.</w:t>
+        <w:t xml:space="preserve"> is the modern, simple winner over RLHF: direct preference optimization eliminates reward models and RL complexity while achieving excellent alignment.</w:t>
       </w:r>
     </w:p>
     <w:p>
@@ -2013,7 +2108,7 @@
         <w:keepLines w:val="0"/>
         <w:numPr>
           <w:ilvl w:val="0"/>
-          <w:numId w:val="7"/>
+          <w:numId w:val="10"/>
         </w:numPr>
         <w:spacing w:after="0" w:before="0" w:lineRule="auto"/>
         <w:ind w:left="720" w:hanging="360"/>
@@ -2025,23 +2120,12 @@
       </w:pPr>
       <w:r>
         <w:rPr>
-          <w:b w:val="1"/>
-          <w:bCs w:val="1"/>
           <w:color w:val="000000"/>
           <w:sz w:val="26"/>
           <w:szCs w:val="26"/>
           <w:rtl w:val="0"/>
         </w:rPr>
-        <w:t xml:space="preserve">DPO</w:t>
-      </w:r>
-      <w:r>
-        <w:rPr>
-          <w:color w:val="000000"/>
-          <w:sz w:val="26"/>
-          <w:szCs w:val="26"/>
-          <w:rtl w:val="0"/>
-        </w:rPr>
-        <w:t xml:space="preserve"> is the modern, simple winner over RLHF: direct preference optimization eliminates reward models and RL complexity while achieving excellent alignment.</w:t>
+        <w:t xml:space="preserve">Combine LoRA + DPO for domain-specific multimodal apps (e.g., Odisha saree styling): low cost, low hallucination, high trust.</w:t>
       </w:r>
     </w:p>
     <w:p>
@@ -2051,7 +2135,7 @@
         <w:keepLines w:val="0"/>
         <w:numPr>
           <w:ilvl w:val="0"/>
-          <w:numId w:val="7"/>
+          <w:numId w:val="10"/>
         </w:numPr>
         <w:spacing w:after="0" w:before="0" w:lineRule="auto"/>
         <w:ind w:left="720" w:hanging="360"/>
@@ -2061,37 +2145,10 @@
           <w:szCs w:val="26"/>
         </w:rPr>
       </w:pPr>
-      <w:r>
-        <w:rPr>
-          <w:color w:val="000000"/>
-          <w:sz w:val="26"/>
-          <w:szCs w:val="26"/>
-          <w:rtl w:val="0"/>
-        </w:rPr>
-        <w:t xml:space="preserve">Combine LoRA + DPO for domain-specific multimodal apps (e.g., Odisha saree styling): low cost, low hallucination, high trust.</w:t>
-      </w:r>
-    </w:p>
-    <w:p>
-      <w:pPr>
-        <w:pStyle w:val="Heading3"/>
-        <w:keepNext w:val="0"/>
-        <w:keepLines w:val="0"/>
-        <w:numPr>
-          <w:ilvl w:val="0"/>
-          <w:numId w:val="7"/>
-        </w:numPr>
-        <w:spacing w:after="0" w:before="0" w:lineRule="auto"/>
-        <w:ind w:left="720" w:hanging="360"/>
-        <w:rPr>
-          <w:color w:val="000000"/>
-          <w:sz w:val="26"/>
-          <w:szCs w:val="26"/>
-        </w:rPr>
-      </w:pPr>
       <w:sdt>
         <w:sdtPr>
-          <w:id w:val="-565022985"/>
-          <w:tag w:val="goog_rdk_2"/>
+          <w:id w:val="-1362994655"/>
+          <w:tag w:val="goog_rdk_4"/>
         </w:sdtPr>
         <w:sdtContent>
           <w:r>
@@ -2119,7 +2176,7 @@
         <w:keepLines w:val="0"/>
         <w:numPr>
           <w:ilvl w:val="0"/>
-          <w:numId w:val="7"/>
+          <w:numId w:val="10"/>
         </w:numPr>
         <w:spacing w:after="240" w:before="0" w:lineRule="auto"/>
         <w:ind w:left="720" w:hanging="360"/>
@@ -2129,8 +2186,8 @@
           <w:szCs w:val="26"/>
         </w:rPr>
       </w:pPr>
-      <w:bookmarkStart w:colFirst="0" w:colLast="0" w:name="_heading=h.1nq277vgvpe3" w:id="14"/>
-      <w:bookmarkEnd w:id="14"/>
+      <w:bookmarkStart w:colFirst="0" w:colLast="0" w:name="_heading=h.1nq277vgvpe3" w:id="12"/>
+      <w:bookmarkEnd w:id="12"/>
       <w:r>
         <w:rPr>
           <w:color w:val="000000"/>
@@ -2143,15 +2200,596 @@
     </w:p>
     <w:p>
       <w:pPr>
-        <w:pStyle w:val="Heading3"/>
+        <w:ind w:left="720" w:firstLine="0"/>
+        <w:rPr/>
+      </w:pPr>
+      <w:r>
+        <w:rPr>
+          <w:rtl w:val="0"/>
+        </w:rPr>
+      </w:r>
+    </w:p>
+    <w:p>
+      <w:pPr>
+        <w:ind w:left="720" w:firstLine="0"/>
+        <w:rPr/>
+      </w:pPr>
+      <w:r>
+        <w:rPr>
+          <w:rtl w:val="0"/>
+        </w:rPr>
+      </w:r>
+    </w:p>
+    <w:p>
+      <w:pPr>
+        <w:pStyle w:val="Heading1"/>
         <w:keepNext w:val="0"/>
         <w:keepLines w:val="0"/>
         <w:spacing w:before="280" w:lineRule="auto"/>
-        <w:rPr>
-          <w:color w:val="000000"/>
-          <w:sz w:val="26"/>
-          <w:szCs w:val="26"/>
-        </w:rPr>
+        <w:rPr/>
+      </w:pPr>
+      <w:bookmarkStart w:colFirst="0" w:colLast="0" w:name="_heading=h.hwt6whf6nrtz" w:id="13"/>
+      <w:bookmarkEnd w:id="13"/>
+      <w:r>
+        <w:rPr>
+          <w:rtl w:val="0"/>
+        </w:rPr>
+        <w:t xml:space="preserve">Quizzes</w:t>
+      </w:r>
+    </w:p>
+    <w:p>
+      <w:pPr>
+        <w:pStyle w:val="Heading1"/>
+        <w:keepNext w:val="0"/>
+        <w:keepLines w:val="0"/>
+        <w:spacing w:before="480" w:lineRule="auto"/>
+        <w:rPr>
+          <w:b w:val="1"/>
+          <w:bCs w:val="1"/>
+          <w:sz w:val="46"/>
+          <w:szCs w:val="46"/>
+        </w:rPr>
+      </w:pPr>
+      <w:bookmarkStart w:colFirst="0" w:colLast="0" w:name="_heading=h.jbkw7814p4gg" w:id="14"/>
+      <w:bookmarkEnd w:id="14"/>
+      <w:r>
+        <w:rPr>
+          <w:b w:val="1"/>
+          <w:bCs w:val="1"/>
+          <w:sz w:val="46"/>
+          <w:szCs w:val="46"/>
+          <w:rtl w:val="0"/>
+        </w:rPr>
+        <w:t xml:space="preserve">Efficient Fine-Tuning &amp; Preference Alignment in Multimodal AI</w:t>
+      </w:r>
+    </w:p>
+    <w:p>
+      <w:pPr>
+        <w:pStyle w:val="Heading2"/>
+        <w:keepNext w:val="0"/>
+        <w:keepLines w:val="0"/>
+        <w:spacing w:after="80" w:lineRule="auto"/>
+        <w:rPr>
+          <w:b w:val="1"/>
+          <w:bCs w:val="1"/>
+          <w:sz w:val="34"/>
+          <w:szCs w:val="34"/>
+        </w:rPr>
+      </w:pPr>
+      <w:bookmarkStart w:colFirst="0" w:colLast="0" w:name="_heading=h.edn2yawas9ug" w:id="15"/>
+      <w:bookmarkEnd w:id="15"/>
+      <w:r>
+        <w:rPr>
+          <w:b w:val="1"/>
+          <w:bCs w:val="1"/>
+          <w:sz w:val="34"/>
+          <w:szCs w:val="34"/>
+          <w:rtl w:val="0"/>
+        </w:rPr>
+        <w:t xml:space="preserve">Easy Questions</w:t>
+      </w:r>
+    </w:p>
+    <w:p>
+      <w:pPr>
+        <w:numPr>
+          <w:ilvl w:val="0"/>
+          <w:numId w:val="12"/>
+        </w:numPr>
+        <w:spacing w:after="0" w:afterAutospacing="0" w:before="240" w:lineRule="auto"/>
+        <w:ind w:left="720" w:hanging="360"/>
+      </w:pPr>
+      <w:r>
+        <w:rPr>
+          <w:rtl w:val="0"/>
+        </w:rPr>
+        <w:t xml:space="preserve">What is the main idea behind LoRA?</w:t>
+        <w:br w:type="textWrapping"/>
+        <w:t xml:space="preserve"> A) Retrain the entire model from scratch</w:t>
+        <w:br w:type="textWrapping"/>
+        <w:t xml:space="preserve"> B) Freeze the original weights and train only two small low-rank matrices (A and B) that add a tiny update ΔW</w:t>
+        <w:br w:type="textWrapping"/>
+        <w:t xml:space="preserve"> C) Use full RLHF for every layer</w:t>
+        <w:br w:type="textWrapping"/>
+        <w:t xml:space="preserve"> D) Remove the vision encoder completely</w:t>
+      </w:r>
+    </w:p>
+    <w:p>
+      <w:pPr>
+        <w:numPr>
+          <w:ilvl w:val="0"/>
+          <w:numId w:val="12"/>
+        </w:numPr>
+        <w:spacing w:after="0" w:afterAutospacing="0" w:before="0" w:beforeAutospacing="0" w:lineRule="auto"/>
+        <w:ind w:left="720" w:hanging="360"/>
+      </w:pPr>
+      <w:r>
+        <w:rPr>
+          <w:rtl w:val="0"/>
+        </w:rPr>
+        <w:t xml:space="preserve">In LoRA, after training, what do you do with the learned matrices A and B?</w:t>
+        <w:br w:type="textWrapping"/>
+        <w:t xml:space="preserve"> A) Keep training them forever</w:t>
+        <w:br w:type="textWrapping"/>
+        <w:t xml:space="preserve"> B) Permanently merge them into the original weight matrix and throw A and B away</w:t>
+        <w:br w:type="textWrapping"/>
+        <w:t xml:space="preserve"> C) Delete the original model</w:t>
+        <w:br w:type="textWrapping"/>
+        <w:t xml:space="preserve"> D) Use them only during inference</w:t>
+      </w:r>
+    </w:p>
+    <w:p>
+      <w:pPr>
+        <w:numPr>
+          <w:ilvl w:val="0"/>
+          <w:numId w:val="12"/>
+        </w:numPr>
+        <w:spacing w:after="0" w:afterAutospacing="0" w:before="0" w:beforeAutospacing="0" w:lineRule="auto"/>
+        <w:ind w:left="720" w:hanging="360"/>
+      </w:pPr>
+      <w:r>
+        <w:rPr>
+          <w:rtl w:val="0"/>
+        </w:rPr>
+        <w:t xml:space="preserve">What is the typical rank (r) value used in LoRA for multimodal models?</w:t>
+        <w:br w:type="textWrapping"/>
+        <w:t xml:space="preserve"> A) 1 or 2</w:t>
+        <w:br w:type="textWrapping"/>
+        <w:t xml:space="preserve"> B) 8 or 16 (very small compared to model dimension)</w:t>
+        <w:br w:type="textWrapping"/>
+        <w:t xml:space="preserve"> C) Equal to the hidden size (4096)</w:t>
+        <w:br w:type="textWrapping"/>
+        <w:t xml:space="preserve"> D) 1000+</w:t>
+      </w:r>
+    </w:p>
+    <w:p>
+      <w:pPr>
+        <w:numPr>
+          <w:ilvl w:val="0"/>
+          <w:numId w:val="12"/>
+        </w:numPr>
+        <w:spacing w:after="240" w:before="0" w:beforeAutospacing="0" w:lineRule="auto"/>
+        <w:ind w:left="720" w:hanging="360"/>
+      </w:pPr>
+      <w:r>
+        <w:rPr>
+          <w:rtl w:val="0"/>
+        </w:rPr>
+        <w:t xml:space="preserve">What does DPO stand for?</w:t>
+        <w:br w:type="textWrapping"/>
+        <w:t xml:space="preserve"> A) Direct Preference Optimization</w:t>
+        <w:br w:type="textWrapping"/>
+        <w:t xml:space="preserve"> B) Deep Policy Optimization</w:t>
+        <w:br w:type="textWrapping"/>
+        <w:t xml:space="preserve"> C) Document Preference Output</w:t>
+        <w:br w:type="textWrapping"/>
+        <w:t xml:space="preserve"> D) Dynamic Parameter Optimization</w:t>
+      </w:r>
+    </w:p>
+    <w:p>
+      <w:pPr>
+        <w:rPr/>
+      </w:pPr>
+      <w:r>
+        <w:rPr>
+          <w:rtl w:val="0"/>
+        </w:rPr>
+      </w:r>
+    </w:p>
+    <w:p>
+      <w:pPr>
+        <w:pStyle w:val="Heading2"/>
+        <w:keepNext w:val="0"/>
+        <w:keepLines w:val="0"/>
+        <w:spacing w:after="80" w:lineRule="auto"/>
+        <w:rPr>
+          <w:b w:val="1"/>
+          <w:bCs w:val="1"/>
+          <w:sz w:val="34"/>
+          <w:szCs w:val="34"/>
+        </w:rPr>
+      </w:pPr>
+      <w:bookmarkStart w:colFirst="0" w:colLast="0" w:name="_heading=h.oxlfrgqyw2sy" w:id="16"/>
+      <w:bookmarkEnd w:id="16"/>
+      <w:r>
+        <w:rPr>
+          <w:b w:val="1"/>
+          <w:bCs w:val="1"/>
+          <w:sz w:val="34"/>
+          <w:szCs w:val="34"/>
+          <w:rtl w:val="0"/>
+        </w:rPr>
+        <w:t xml:space="preserve">Medium Questions</w:t>
+      </w:r>
+    </w:p>
+    <w:p>
+      <w:pPr>
+        <w:numPr>
+          <w:ilvl w:val="0"/>
+          <w:numId w:val="2"/>
+        </w:numPr>
+        <w:spacing w:after="0" w:afterAutospacing="0" w:before="240" w:lineRule="auto"/>
+        <w:ind w:left="720" w:hanging="360"/>
+      </w:pPr>
+      <w:r>
+        <w:rPr>
+          <w:rtl w:val="0"/>
+        </w:rPr>
+        <w:t xml:space="preserve">Why is LoRA much cheaper than full fine-tuning?</w:t>
+        <w:br w:type="textWrapping"/>
+        <w:t xml:space="preserve"> A) It trains only 0.1%–1% of the parameters (2 × d × r) while freezing the original weights</w:t>
+        <w:br w:type="textWrapping"/>
+        <w:t xml:space="preserve"> B) It trains the entire model but slower</w:t>
+        <w:br w:type="textWrapping"/>
+        <w:t xml:space="preserve"> C) It requires 8 GPUs for one evening</w:t>
+        <w:br w:type="textWrapping"/>
+        <w:t xml:space="preserve"> D) It removes the need for any data</w:t>
+      </w:r>
+    </w:p>
+    <w:p>
+      <w:pPr>
+        <w:numPr>
+          <w:ilvl w:val="0"/>
+          <w:numId w:val="2"/>
+        </w:numPr>
+        <w:spacing w:after="0" w:afterAutospacing="0" w:before="0" w:beforeAutospacing="0" w:lineRule="auto"/>
+        <w:ind w:left="720" w:hanging="360"/>
+      </w:pPr>
+      <w:r>
+        <w:rPr>
+          <w:rtl w:val="0"/>
+        </w:rPr>
+        <w:t xml:space="preserve">What is the key mathematical difference between RLHF and DPO?</w:t>
+        <w:br w:type="textWrapping"/>
+        <w:t xml:space="preserve"> A) RLHF needs a separate reward model + PPO reinforcement learning; DPO directly optimizes the preference loss with a simple sigmoid formula (no reward model, no RL)</w:t>
+        <w:br w:type="textWrapping"/>
+        <w:t xml:space="preserve"> B) DPO is more complicated than RLHF</w:t>
+        <w:br w:type="textWrapping"/>
+        <w:t xml:space="preserve"> C) RLHF uses only one loss</w:t>
+        <w:br w:type="textWrapping"/>
+        <w:t xml:space="preserve"> D) Both are exactly the same</w:t>
+      </w:r>
+    </w:p>
+    <w:p>
+      <w:pPr>
+        <w:numPr>
+          <w:ilvl w:val="0"/>
+          <w:numId w:val="2"/>
+        </w:numPr>
+        <w:spacing w:after="240" w:before="0" w:beforeAutospacing="0" w:lineRule="auto"/>
+        <w:ind w:left="720" w:hanging="360"/>
+      </w:pPr>
+      <w:r>
+        <w:rPr>
+          <w:rtl w:val="0"/>
+        </w:rPr>
+        <w:t xml:space="preserve">In the fashion app example, what does the model learn after LoRA + DPO?</w:t>
+        <w:br w:type="textWrapping"/>
+        <w:t xml:space="preserve"> A) To hallucinate silk when the photo shows cotton</w:t>
+        <w:br w:type="textWrapping"/>
+        <w:t xml:space="preserve"> B) To give truthful, grounded styling advice that actually matches the visible saree photo (e.g., “soft cotton with ikat motifs”)</w:t>
+        <w:br w:type="textWrapping"/>
+        <w:t xml:space="preserve"> C) Only generic English responses</w:t>
+        <w:br w:type="textWrapping"/>
+        <w:t xml:space="preserve"> D) To ignore the image completely</w:t>
+      </w:r>
+    </w:p>
+    <w:p>
+      <w:pPr>
+        <w:rPr/>
+      </w:pPr>
+      <w:r>
+        <w:rPr>
+          <w:rtl w:val="0"/>
+        </w:rPr>
+      </w:r>
+    </w:p>
+    <w:p>
+      <w:pPr>
+        <w:pStyle w:val="Heading2"/>
+        <w:keepNext w:val="0"/>
+        <w:keepLines w:val="0"/>
+        <w:spacing w:after="80" w:lineRule="auto"/>
+        <w:rPr>
+          <w:b w:val="1"/>
+          <w:bCs w:val="1"/>
+          <w:sz w:val="34"/>
+          <w:szCs w:val="34"/>
+        </w:rPr>
+      </w:pPr>
+      <w:bookmarkStart w:colFirst="0" w:colLast="0" w:name="_heading=h.bktof3b140lm" w:id="17"/>
+      <w:bookmarkEnd w:id="17"/>
+      <w:r>
+        <w:rPr>
+          <w:b w:val="1"/>
+          <w:bCs w:val="1"/>
+          <w:sz w:val="34"/>
+          <w:szCs w:val="34"/>
+          <w:rtl w:val="0"/>
+        </w:rPr>
+        <w:t xml:space="preserve">Hard Questions</w:t>
+      </w:r>
+    </w:p>
+    <w:p>
+      <w:pPr>
+        <w:numPr>
+          <w:ilvl w:val="0"/>
+          <w:numId w:val="3"/>
+        </w:numPr>
+        <w:spacing w:after="0" w:afterAutospacing="0" w:before="240" w:lineRule="auto"/>
+        <w:ind w:left="720" w:hanging="360"/>
+      </w:pPr>
+      <w:r>
+        <w:rPr>
+          <w:rtl w:val="0"/>
+        </w:rPr>
+        <w:t xml:space="preserve">What is the final step after LoRA training that makes inference completely free of extra cost?</w:t>
+        <w:br w:type="textWrapping"/>
+        <w:t xml:space="preserve"> A) Keep A and B separate forever</w:t>
+        <w:br w:type="textWrapping"/>
+        <w:t xml:space="preserve"> B) Merge ΔW = B A permanently into the original weight matrix W and discard A and B</w:t>
+        <w:br w:type="textWrapping"/>
+        <w:t xml:space="preserve"> C) Retrain the whole model</w:t>
+        <w:br w:type="textWrapping"/>
+        <w:t xml:space="preserve"> D) Use only the reward model</w:t>
+      </w:r>
+    </w:p>
+    <w:p>
+      <w:pPr>
+        <w:numPr>
+          <w:ilvl w:val="0"/>
+          <w:numId w:val="3"/>
+        </w:numPr>
+        <w:spacing w:after="0" w:afterAutospacing="0" w:before="0" w:beforeAutospacing="0" w:lineRule="auto"/>
+        <w:ind w:left="720" w:hanging="360"/>
+      </w:pPr>
+      <w:r>
+        <w:rPr>
+          <w:rtl w:val="0"/>
+        </w:rPr>
+        <w:t xml:space="preserve">According to the document, when should you prefer DPO over classic RLHF?</w:t>
+        <w:br w:type="textWrapping"/>
+        <w:t xml:space="preserve"> A) When you want the simplest, most stable, and cheapest preference alignment (95% of real-world cases)</w:t>
+        <w:br w:type="textWrapping"/>
+        <w:t xml:space="preserve"> B) When you have a huge reward-model team and need ultra-precise safety</w:t>
+        <w:br w:type="textWrapping"/>
+        <w:t xml:space="preserve"> C) When you want to train on zero preference pairs</w:t>
+        <w:br w:type="textWrapping"/>
+        <w:t xml:space="preserve"> D) When you only need supervised fine-tuning</w:t>
+      </w:r>
+    </w:p>
+    <w:p>
+      <w:pPr>
+        <w:numPr>
+          <w:ilvl w:val="0"/>
+          <w:numId w:val="3"/>
+        </w:numPr>
+        <w:spacing w:after="240" w:before="0" w:beforeAutospacing="0" w:lineRule="auto"/>
+        <w:ind w:left="720" w:hanging="360"/>
+      </w:pPr>
+      <w:r>
+        <w:rPr>
+          <w:rtl w:val="0"/>
+        </w:rPr>
+        <w:t xml:space="preserve">What is the overall outcome of combining LoRA + DPO for a domain-specific multimodal app?</w:t>
+        <w:br w:type="textWrapping"/>
+        <w:t xml:space="preserve"> A) You turn a general VLM into a specialized, low-hallucination expert (e.g., Odisha saree stylist) in days on one GPU, with dramatic quality jump and high customer trust</w:t>
+        <w:br w:type="textWrapping"/>
+        <w:t xml:space="preserve"> B) You must retrain billions of parameters every time</w:t>
+        <w:br w:type="textWrapping"/>
+        <w:t xml:space="preserve"> C) You get slower and more expensive inference</w:t>
+        <w:br w:type="textWrapping"/>
+        <w:t xml:space="preserve"> D) You remove all preference alignment</w:t>
+      </w:r>
+    </w:p>
+    <w:p>
+      <w:pPr>
+        <w:pStyle w:val="Heading2"/>
+        <w:keepNext w:val="0"/>
+        <w:keepLines w:val="0"/>
+        <w:spacing w:after="80" w:lineRule="auto"/>
+        <w:rPr>
+          <w:b w:val="1"/>
+          <w:bCs w:val="1"/>
+          <w:sz w:val="34"/>
+          <w:szCs w:val="34"/>
+        </w:rPr>
+      </w:pPr>
+      <w:bookmarkStart w:colFirst="0" w:colLast="0" w:name="_heading=h.orwid5injmcl" w:id="18"/>
+      <w:bookmarkEnd w:id="18"/>
+      <w:r>
+        <w:rPr>
+          <w:b w:val="1"/>
+          <w:bCs w:val="1"/>
+          <w:sz w:val="34"/>
+          <w:szCs w:val="34"/>
+          <w:rtl w:val="0"/>
+        </w:rPr>
+        <w:t xml:space="preserve">Answers for Efficient Fine-Tuning &amp; Preference Alignment in Multimodal AI</w:t>
+      </w:r>
+    </w:p>
+    <w:p>
+      <w:pPr>
+        <w:numPr>
+          <w:ilvl w:val="0"/>
+          <w:numId w:val="1"/>
+        </w:numPr>
+        <w:spacing w:after="0" w:afterAutospacing="0" w:before="240" w:lineRule="auto"/>
+        <w:ind w:left="720" w:hanging="360"/>
+      </w:pPr>
+      <w:r>
+        <w:rPr>
+          <w:rtl w:val="0"/>
+        </w:rPr>
+        <w:t xml:space="preserve">B</w:t>
+      </w:r>
+    </w:p>
+    <w:p>
+      <w:pPr>
+        <w:numPr>
+          <w:ilvl w:val="0"/>
+          <w:numId w:val="1"/>
+        </w:numPr>
+        <w:spacing w:after="0" w:afterAutospacing="0" w:before="0" w:beforeAutospacing="0" w:lineRule="auto"/>
+        <w:ind w:left="720" w:hanging="360"/>
+      </w:pPr>
+      <w:r>
+        <w:rPr>
+          <w:rtl w:val="0"/>
+        </w:rPr>
+        <w:t xml:space="preserve">B</w:t>
+      </w:r>
+    </w:p>
+    <w:p>
+      <w:pPr>
+        <w:numPr>
+          <w:ilvl w:val="0"/>
+          <w:numId w:val="1"/>
+        </w:numPr>
+        <w:spacing w:after="0" w:afterAutospacing="0" w:before="0" w:beforeAutospacing="0" w:lineRule="auto"/>
+        <w:ind w:left="720" w:hanging="360"/>
+      </w:pPr>
+      <w:r>
+        <w:rPr>
+          <w:rtl w:val="0"/>
+        </w:rPr>
+        <w:t xml:space="preserve">B</w:t>
+      </w:r>
+    </w:p>
+    <w:p>
+      <w:pPr>
+        <w:numPr>
+          <w:ilvl w:val="0"/>
+          <w:numId w:val="1"/>
+        </w:numPr>
+        <w:spacing w:after="0" w:afterAutospacing="0" w:before="0" w:beforeAutospacing="0" w:lineRule="auto"/>
+        <w:ind w:left="720" w:hanging="360"/>
+      </w:pPr>
+      <w:r>
+        <w:rPr>
+          <w:rtl w:val="0"/>
+        </w:rPr>
+        <w:t xml:space="preserve">A</w:t>
+      </w:r>
+    </w:p>
+    <w:p>
+      <w:pPr>
+        <w:numPr>
+          <w:ilvl w:val="0"/>
+          <w:numId w:val="1"/>
+        </w:numPr>
+        <w:spacing w:after="0" w:afterAutospacing="0" w:before="0" w:beforeAutospacing="0" w:lineRule="auto"/>
+        <w:ind w:left="720" w:hanging="360"/>
+      </w:pPr>
+      <w:r>
+        <w:rPr>
+          <w:rtl w:val="0"/>
+        </w:rPr>
+        <w:t xml:space="preserve">A</w:t>
+      </w:r>
+    </w:p>
+    <w:p>
+      <w:pPr>
+        <w:numPr>
+          <w:ilvl w:val="0"/>
+          <w:numId w:val="1"/>
+        </w:numPr>
+        <w:spacing w:after="0" w:afterAutospacing="0" w:before="0" w:beforeAutospacing="0" w:lineRule="auto"/>
+        <w:ind w:left="720" w:hanging="360"/>
+      </w:pPr>
+      <w:r>
+        <w:rPr>
+          <w:rtl w:val="0"/>
+        </w:rPr>
+        <w:t xml:space="preserve">A</w:t>
+      </w:r>
+    </w:p>
+    <w:p>
+      <w:pPr>
+        <w:numPr>
+          <w:ilvl w:val="0"/>
+          <w:numId w:val="1"/>
+        </w:numPr>
+        <w:spacing w:after="0" w:afterAutospacing="0" w:before="0" w:beforeAutospacing="0" w:lineRule="auto"/>
+        <w:ind w:left="720" w:hanging="360"/>
+      </w:pPr>
+      <w:r>
+        <w:rPr>
+          <w:rtl w:val="0"/>
+        </w:rPr>
+        <w:t xml:space="preserve">B</w:t>
+      </w:r>
+    </w:p>
+    <w:p>
+      <w:pPr>
+        <w:numPr>
+          <w:ilvl w:val="0"/>
+          <w:numId w:val="1"/>
+        </w:numPr>
+        <w:spacing w:after="0" w:afterAutospacing="0" w:before="0" w:beforeAutospacing="0" w:lineRule="auto"/>
+        <w:ind w:left="720" w:hanging="360"/>
+      </w:pPr>
+      <w:r>
+        <w:rPr>
+          <w:rtl w:val="0"/>
+        </w:rPr>
+        <w:t xml:space="preserve">B</w:t>
+      </w:r>
+    </w:p>
+    <w:p>
+      <w:pPr>
+        <w:numPr>
+          <w:ilvl w:val="0"/>
+          <w:numId w:val="1"/>
+        </w:numPr>
+        <w:spacing w:after="0" w:afterAutospacing="0" w:before="0" w:beforeAutospacing="0" w:lineRule="auto"/>
+        <w:ind w:left="720" w:hanging="360"/>
+      </w:pPr>
+      <w:r>
+        <w:rPr>
+          <w:rtl w:val="0"/>
+        </w:rPr>
+        <w:t xml:space="preserve">A</w:t>
+      </w:r>
+    </w:p>
+    <w:p>
+      <w:pPr>
+        <w:numPr>
+          <w:ilvl w:val="0"/>
+          <w:numId w:val="1"/>
+        </w:numPr>
+        <w:spacing w:after="240" w:before="0" w:beforeAutospacing="0" w:lineRule="auto"/>
+        <w:ind w:left="720" w:hanging="360"/>
+      </w:pPr>
+      <w:r>
+        <w:rPr>
+          <w:rtl w:val="0"/>
+        </w:rPr>
+        <w:t xml:space="preserve">A </w:t>
+      </w:r>
+    </w:p>
+    <w:p>
+      <w:pPr>
+        <w:rPr/>
       </w:pPr>
       <w:r>
         <w:rPr>
@@ -2193,8 +2831,8 @@
   <w:abstractNum w:abstractNumId="1">
     <w:lvl w:ilvl="0">
       <w:start w:val="1"/>
-      <w:numFmt w:val="bullet"/>
-      <w:lvlText w:val="●"/>
+      <w:numFmt w:val="decimal"/>
+      <w:lvlText w:val="%1."/>
       <w:lvlJc w:val="left"/>
       <w:pPr>
         <w:ind w:left="720" w:hanging="360"/>
@@ -2205,8 +2843,8 @@
     </w:lvl>
     <w:lvl w:ilvl="1">
       <w:start w:val="1"/>
-      <w:numFmt w:val="bullet"/>
-      <w:lvlText w:val="○"/>
+      <w:numFmt w:val="lowerLetter"/>
+      <w:lvlText w:val="%2."/>
       <w:lvlJc w:val="left"/>
       <w:pPr>
         <w:ind w:left="1440" w:hanging="360"/>
@@ -2217,8 +2855,8 @@
     </w:lvl>
     <w:lvl w:ilvl="2">
       <w:start w:val="1"/>
-      <w:numFmt w:val="bullet"/>
-      <w:lvlText w:val="■"/>
+      <w:numFmt w:val="lowerRoman"/>
+      <w:lvlText w:val="%3."/>
       <w:lvlJc w:val="left"/>
       <w:pPr>
         <w:ind w:left="2160" w:hanging="360"/>
@@ -2229,8 +2867,8 @@
     </w:lvl>
     <w:lvl w:ilvl="3">
       <w:start w:val="1"/>
-      <w:numFmt w:val="bullet"/>
-      <w:lvlText w:val="●"/>
+      <w:numFmt w:val="decimal"/>
+      <w:lvlText w:val="%4."/>
       <w:lvlJc w:val="left"/>
       <w:pPr>
         <w:ind w:left="2880" w:hanging="360"/>
@@ -2241,8 +2879,8 @@
     </w:lvl>
     <w:lvl w:ilvl="4">
       <w:start w:val="1"/>
-      <w:numFmt w:val="bullet"/>
-      <w:lvlText w:val="○"/>
+      <w:numFmt w:val="lowerLetter"/>
+      <w:lvlText w:val="%5."/>
       <w:lvlJc w:val="left"/>
       <w:pPr>
         <w:ind w:left="3600" w:hanging="360"/>
@@ -2253,8 +2891,8 @@
     </w:lvl>
     <w:lvl w:ilvl="5">
       <w:start w:val="1"/>
-      <w:numFmt w:val="bullet"/>
-      <w:lvlText w:val="■"/>
+      <w:numFmt w:val="lowerRoman"/>
+      <w:lvlText w:val="%6."/>
       <w:lvlJc w:val="left"/>
       <w:pPr>
         <w:ind w:left="4320" w:hanging="360"/>
@@ -2265,8 +2903,8 @@
     </w:lvl>
     <w:lvl w:ilvl="6">
       <w:start w:val="1"/>
-      <w:numFmt w:val="bullet"/>
-      <w:lvlText w:val="●"/>
+      <w:numFmt w:val="decimal"/>
+      <w:lvlText w:val="%7."/>
       <w:lvlJc w:val="left"/>
       <w:pPr>
         <w:ind w:left="5040" w:hanging="360"/>
@@ -2277,8 +2915,8 @@
     </w:lvl>
     <w:lvl w:ilvl="7">
       <w:start w:val="1"/>
-      <w:numFmt w:val="bullet"/>
-      <w:lvlText w:val="○"/>
+      <w:numFmt w:val="lowerLetter"/>
+      <w:lvlText w:val="%8."/>
       <w:lvlJc w:val="left"/>
       <w:pPr>
         <w:ind w:left="5760" w:hanging="360"/>
@@ -2289,8 +2927,8 @@
     </w:lvl>
     <w:lvl w:ilvl="8">
       <w:start w:val="1"/>
-      <w:numFmt w:val="bullet"/>
-      <w:lvlText w:val="■"/>
+      <w:numFmt w:val="lowerRoman"/>
+      <w:lvlText w:val="%9."/>
       <w:lvlJc w:val="left"/>
       <w:pPr>
         <w:ind w:left="6480" w:hanging="360"/>
@@ -2302,7 +2940,7 @@
   </w:abstractNum>
   <w:abstractNum w:abstractNumId="2">
     <w:lvl w:ilvl="0">
-      <w:start w:val="1"/>
+      <w:start w:val="5"/>
       <w:numFmt w:val="decimal"/>
       <w:lvlText w:val="%1."/>
       <w:lvlJc w:val="left"/>
@@ -2315,8 +2953,8 @@
     </w:lvl>
     <w:lvl w:ilvl="1">
       <w:start w:val="1"/>
-      <w:numFmt w:val="bullet"/>
-      <w:lvlText w:val="○"/>
+      <w:numFmt w:val="lowerLetter"/>
+      <w:lvlText w:val="%2."/>
       <w:lvlJc w:val="left"/>
       <w:pPr>
         <w:ind w:left="1440" w:hanging="360"/>
@@ -2412,9 +3050,9 @@
   </w:abstractNum>
   <w:abstractNum w:abstractNumId="3">
     <w:lvl w:ilvl="0">
-      <w:start w:val="1"/>
-      <w:numFmt w:val="bullet"/>
-      <w:lvlText w:val="●"/>
+      <w:start w:val="8"/>
+      <w:numFmt w:val="decimal"/>
+      <w:lvlText w:val="%1."/>
       <w:lvlJc w:val="left"/>
       <w:pPr>
         <w:ind w:left="720" w:hanging="360"/>
@@ -2425,8 +3063,8 @@
     </w:lvl>
     <w:lvl w:ilvl="1">
       <w:start w:val="1"/>
-      <w:numFmt w:val="bullet"/>
-      <w:lvlText w:val="○"/>
+      <w:numFmt w:val="lowerLetter"/>
+      <w:lvlText w:val="%2."/>
       <w:lvlJc w:val="left"/>
       <w:pPr>
         <w:ind w:left="1440" w:hanging="360"/>
@@ -2437,8 +3075,8 @@
     </w:lvl>
     <w:lvl w:ilvl="2">
       <w:start w:val="1"/>
-      <w:numFmt w:val="bullet"/>
-      <w:lvlText w:val="■"/>
+      <w:numFmt w:val="lowerRoman"/>
+      <w:lvlText w:val="%3."/>
       <w:lvlJc w:val="left"/>
       <w:pPr>
         <w:ind w:left="2160" w:hanging="360"/>
@@ -2449,8 +3087,8 @@
     </w:lvl>
     <w:lvl w:ilvl="3">
       <w:start w:val="1"/>
-      <w:numFmt w:val="bullet"/>
-      <w:lvlText w:val="●"/>
+      <w:numFmt w:val="decimal"/>
+      <w:lvlText w:val="%4."/>
       <w:lvlJc w:val="left"/>
       <w:pPr>
         <w:ind w:left="2880" w:hanging="360"/>
@@ -2461,8 +3099,8 @@
     </w:lvl>
     <w:lvl w:ilvl="4">
       <w:start w:val="1"/>
-      <w:numFmt w:val="bullet"/>
-      <w:lvlText w:val="○"/>
+      <w:numFmt w:val="lowerLetter"/>
+      <w:lvlText w:val="%5."/>
       <w:lvlJc w:val="left"/>
       <w:pPr>
         <w:ind w:left="3600" w:hanging="360"/>
@@ -2473,8 +3111,8 @@
     </w:lvl>
     <w:lvl w:ilvl="5">
       <w:start w:val="1"/>
-      <w:numFmt w:val="bullet"/>
-      <w:lvlText w:val="■"/>
+      <w:numFmt w:val="lowerRoman"/>
+      <w:lvlText w:val="%6."/>
       <w:lvlJc w:val="left"/>
       <w:pPr>
         <w:ind w:left="4320" w:hanging="360"/>
@@ -2485,8 +3123,8 @@
     </w:lvl>
     <w:lvl w:ilvl="6">
       <w:start w:val="1"/>
-      <w:numFmt w:val="bullet"/>
-      <w:lvlText w:val="●"/>
+      <w:numFmt w:val="decimal"/>
+      <w:lvlText w:val="%7."/>
       <w:lvlJc w:val="left"/>
       <w:pPr>
         <w:ind w:left="5040" w:hanging="360"/>
@@ -2497,8 +3135,8 @@
     </w:lvl>
     <w:lvl w:ilvl="7">
       <w:start w:val="1"/>
-      <w:numFmt w:val="bullet"/>
-      <w:lvlText w:val="○"/>
+      <w:numFmt w:val="lowerLetter"/>
+      <w:lvlText w:val="%8."/>
       <w:lvlJc w:val="left"/>
       <w:pPr>
         <w:ind w:left="5760" w:hanging="360"/>
@@ -2509,8 +3147,8 @@
     </w:lvl>
     <w:lvl w:ilvl="8">
       <w:start w:val="1"/>
-      <w:numFmt w:val="bullet"/>
-      <w:lvlText w:val="■"/>
+      <w:numFmt w:val="lowerRoman"/>
+      <w:lvlText w:val="%9."/>
       <w:lvlJc w:val="left"/>
       <w:pPr>
         <w:ind w:left="6480" w:hanging="360"/>
@@ -2633,8 +3271,8 @@
   <w:abstractNum w:abstractNumId="5">
     <w:lvl w:ilvl="0">
       <w:start w:val="1"/>
-      <w:numFmt w:val="bullet"/>
-      <w:lvlText w:val="●"/>
+      <w:numFmt w:val="decimal"/>
+      <w:lvlText w:val="%1."/>
       <w:lvlJc w:val="left"/>
       <w:pPr>
         <w:ind w:left="720" w:hanging="360"/>
@@ -2657,8 +3295,8 @@
     </w:lvl>
     <w:lvl w:ilvl="2">
       <w:start w:val="1"/>
-      <w:numFmt w:val="bullet"/>
-      <w:lvlText w:val="■"/>
+      <w:numFmt w:val="lowerRoman"/>
+      <w:lvlText w:val="%3."/>
       <w:lvlJc w:val="left"/>
       <w:pPr>
         <w:ind w:left="2160" w:hanging="360"/>
@@ -2669,8 +3307,8 @@
     </w:lvl>
     <w:lvl w:ilvl="3">
       <w:start w:val="1"/>
-      <w:numFmt w:val="bullet"/>
-      <w:lvlText w:val="●"/>
+      <w:numFmt w:val="decimal"/>
+      <w:lvlText w:val="%4."/>
       <w:lvlJc w:val="left"/>
       <w:pPr>
         <w:ind w:left="2880" w:hanging="360"/>
@@ -2681,8 +3319,8 @@
     </w:lvl>
     <w:lvl w:ilvl="4">
       <w:start w:val="1"/>
-      <w:numFmt w:val="bullet"/>
-      <w:lvlText w:val="○"/>
+      <w:numFmt w:val="lowerLetter"/>
+      <w:lvlText w:val="%5."/>
       <w:lvlJc w:val="left"/>
       <w:pPr>
         <w:ind w:left="3600" w:hanging="360"/>
@@ -2693,8 +3331,8 @@
     </w:lvl>
     <w:lvl w:ilvl="5">
       <w:start w:val="1"/>
-      <w:numFmt w:val="bullet"/>
-      <w:lvlText w:val="■"/>
+      <w:numFmt w:val="lowerRoman"/>
+      <w:lvlText w:val="%6."/>
       <w:lvlJc w:val="left"/>
       <w:pPr>
         <w:ind w:left="4320" w:hanging="360"/>
@@ -2705,8 +3343,8 @@
     </w:lvl>
     <w:lvl w:ilvl="6">
       <w:start w:val="1"/>
-      <w:numFmt w:val="bullet"/>
-      <w:lvlText w:val="●"/>
+      <w:numFmt w:val="decimal"/>
+      <w:lvlText w:val="%7."/>
       <w:lvlJc w:val="left"/>
       <w:pPr>
         <w:ind w:left="5040" w:hanging="360"/>
@@ -2717,8 +3355,8 @@
     </w:lvl>
     <w:lvl w:ilvl="7">
       <w:start w:val="1"/>
-      <w:numFmt w:val="bullet"/>
-      <w:lvlText w:val="○"/>
+      <w:numFmt w:val="lowerLetter"/>
+      <w:lvlText w:val="%8."/>
       <w:lvlJc w:val="left"/>
       <w:pPr>
         <w:ind w:left="5760" w:hanging="360"/>
@@ -2729,8 +3367,8 @@
     </w:lvl>
     <w:lvl w:ilvl="8">
       <w:start w:val="1"/>
-      <w:numFmt w:val="bullet"/>
-      <w:lvlText w:val="■"/>
+      <w:numFmt w:val="lowerRoman"/>
+      <w:lvlText w:val="%9."/>
       <w:lvlJc w:val="left"/>
       <w:pPr>
         <w:ind w:left="6480" w:hanging="360"/>
@@ -3061,6 +3699,446 @@
       <w:start w:val="1"/>
       <w:numFmt w:val="bullet"/>
       <w:lvlText w:val="■"/>
+      <w:lvlJc w:val="left"/>
+      <w:pPr>
+        <w:ind w:left="6480" w:hanging="360"/>
+      </w:pPr>
+      <w:rPr>
+        <w:u w:val="none"/>
+      </w:rPr>
+    </w:lvl>
+  </w:abstractNum>
+  <w:abstractNum w:abstractNumId="9">
+    <w:lvl w:ilvl="0">
+      <w:start w:val="1"/>
+      <w:numFmt w:val="bullet"/>
+      <w:lvlText w:val="●"/>
+      <w:lvlJc w:val="left"/>
+      <w:pPr>
+        <w:ind w:left="720" w:hanging="360"/>
+      </w:pPr>
+      <w:rPr>
+        <w:u w:val="none"/>
+      </w:rPr>
+    </w:lvl>
+    <w:lvl w:ilvl="1">
+      <w:start w:val="1"/>
+      <w:numFmt w:val="bullet"/>
+      <w:lvlText w:val="○"/>
+      <w:lvlJc w:val="left"/>
+      <w:pPr>
+        <w:ind w:left="1440" w:hanging="360"/>
+      </w:pPr>
+      <w:rPr>
+        <w:u w:val="none"/>
+      </w:rPr>
+    </w:lvl>
+    <w:lvl w:ilvl="2">
+      <w:start w:val="1"/>
+      <w:numFmt w:val="bullet"/>
+      <w:lvlText w:val="■"/>
+      <w:lvlJc w:val="left"/>
+      <w:pPr>
+        <w:ind w:left="2160" w:hanging="360"/>
+      </w:pPr>
+      <w:rPr>
+        <w:u w:val="none"/>
+      </w:rPr>
+    </w:lvl>
+    <w:lvl w:ilvl="3">
+      <w:start w:val="1"/>
+      <w:numFmt w:val="bullet"/>
+      <w:lvlText w:val="●"/>
+      <w:lvlJc w:val="left"/>
+      <w:pPr>
+        <w:ind w:left="2880" w:hanging="360"/>
+      </w:pPr>
+      <w:rPr>
+        <w:u w:val="none"/>
+      </w:rPr>
+    </w:lvl>
+    <w:lvl w:ilvl="4">
+      <w:start w:val="1"/>
+      <w:numFmt w:val="bullet"/>
+      <w:lvlText w:val="○"/>
+      <w:lvlJc w:val="left"/>
+      <w:pPr>
+        <w:ind w:left="3600" w:hanging="360"/>
+      </w:pPr>
+      <w:rPr>
+        <w:u w:val="none"/>
+      </w:rPr>
+    </w:lvl>
+    <w:lvl w:ilvl="5">
+      <w:start w:val="1"/>
+      <w:numFmt w:val="bullet"/>
+      <w:lvlText w:val="■"/>
+      <w:lvlJc w:val="left"/>
+      <w:pPr>
+        <w:ind w:left="4320" w:hanging="360"/>
+      </w:pPr>
+      <w:rPr>
+        <w:u w:val="none"/>
+      </w:rPr>
+    </w:lvl>
+    <w:lvl w:ilvl="6">
+      <w:start w:val="1"/>
+      <w:numFmt w:val="bullet"/>
+      <w:lvlText w:val="●"/>
+      <w:lvlJc w:val="left"/>
+      <w:pPr>
+        <w:ind w:left="5040" w:hanging="360"/>
+      </w:pPr>
+      <w:rPr>
+        <w:u w:val="none"/>
+      </w:rPr>
+    </w:lvl>
+    <w:lvl w:ilvl="7">
+      <w:start w:val="1"/>
+      <w:numFmt w:val="bullet"/>
+      <w:lvlText w:val="○"/>
+      <w:lvlJc w:val="left"/>
+      <w:pPr>
+        <w:ind w:left="5760" w:hanging="360"/>
+      </w:pPr>
+      <w:rPr>
+        <w:u w:val="none"/>
+      </w:rPr>
+    </w:lvl>
+    <w:lvl w:ilvl="8">
+      <w:start w:val="1"/>
+      <w:numFmt w:val="bullet"/>
+      <w:lvlText w:val="■"/>
+      <w:lvlJc w:val="left"/>
+      <w:pPr>
+        <w:ind w:left="6480" w:hanging="360"/>
+      </w:pPr>
+      <w:rPr>
+        <w:u w:val="none"/>
+      </w:rPr>
+    </w:lvl>
+  </w:abstractNum>
+  <w:abstractNum w:abstractNumId="10">
+    <w:lvl w:ilvl="0">
+      <w:start w:val="1"/>
+      <w:numFmt w:val="bullet"/>
+      <w:lvlText w:val="●"/>
+      <w:lvlJc w:val="left"/>
+      <w:pPr>
+        <w:ind w:left="720" w:hanging="360"/>
+      </w:pPr>
+      <w:rPr>
+        <w:u w:val="none"/>
+      </w:rPr>
+    </w:lvl>
+    <w:lvl w:ilvl="1">
+      <w:start w:val="1"/>
+      <w:numFmt w:val="bullet"/>
+      <w:lvlText w:val="○"/>
+      <w:lvlJc w:val="left"/>
+      <w:pPr>
+        <w:ind w:left="1440" w:hanging="360"/>
+      </w:pPr>
+      <w:rPr>
+        <w:u w:val="none"/>
+      </w:rPr>
+    </w:lvl>
+    <w:lvl w:ilvl="2">
+      <w:start w:val="1"/>
+      <w:numFmt w:val="bullet"/>
+      <w:lvlText w:val="■"/>
+      <w:lvlJc w:val="left"/>
+      <w:pPr>
+        <w:ind w:left="2160" w:hanging="360"/>
+      </w:pPr>
+      <w:rPr>
+        <w:u w:val="none"/>
+      </w:rPr>
+    </w:lvl>
+    <w:lvl w:ilvl="3">
+      <w:start w:val="1"/>
+      <w:numFmt w:val="bullet"/>
+      <w:lvlText w:val="●"/>
+      <w:lvlJc w:val="left"/>
+      <w:pPr>
+        <w:ind w:left="2880" w:hanging="360"/>
+      </w:pPr>
+      <w:rPr>
+        <w:u w:val="none"/>
+      </w:rPr>
+    </w:lvl>
+    <w:lvl w:ilvl="4">
+      <w:start w:val="1"/>
+      <w:numFmt w:val="bullet"/>
+      <w:lvlText w:val="○"/>
+      <w:lvlJc w:val="left"/>
+      <w:pPr>
+        <w:ind w:left="3600" w:hanging="360"/>
+      </w:pPr>
+      <w:rPr>
+        <w:u w:val="none"/>
+      </w:rPr>
+    </w:lvl>
+    <w:lvl w:ilvl="5">
+      <w:start w:val="1"/>
+      <w:numFmt w:val="bullet"/>
+      <w:lvlText w:val="■"/>
+      <w:lvlJc w:val="left"/>
+      <w:pPr>
+        <w:ind w:left="4320" w:hanging="360"/>
+      </w:pPr>
+      <w:rPr>
+        <w:u w:val="none"/>
+      </w:rPr>
+    </w:lvl>
+    <w:lvl w:ilvl="6">
+      <w:start w:val="1"/>
+      <w:numFmt w:val="bullet"/>
+      <w:lvlText w:val="●"/>
+      <w:lvlJc w:val="left"/>
+      <w:pPr>
+        <w:ind w:left="5040" w:hanging="360"/>
+      </w:pPr>
+      <w:rPr>
+        <w:u w:val="none"/>
+      </w:rPr>
+    </w:lvl>
+    <w:lvl w:ilvl="7">
+      <w:start w:val="1"/>
+      <w:numFmt w:val="bullet"/>
+      <w:lvlText w:val="○"/>
+      <w:lvlJc w:val="left"/>
+      <w:pPr>
+        <w:ind w:left="5760" w:hanging="360"/>
+      </w:pPr>
+      <w:rPr>
+        <w:u w:val="none"/>
+      </w:rPr>
+    </w:lvl>
+    <w:lvl w:ilvl="8">
+      <w:start w:val="1"/>
+      <w:numFmt w:val="bullet"/>
+      <w:lvlText w:val="■"/>
+      <w:lvlJc w:val="left"/>
+      <w:pPr>
+        <w:ind w:left="6480" w:hanging="360"/>
+      </w:pPr>
+      <w:rPr>
+        <w:u w:val="none"/>
+      </w:rPr>
+    </w:lvl>
+  </w:abstractNum>
+  <w:abstractNum w:abstractNumId="11">
+    <w:lvl w:ilvl="0">
+      <w:start w:val="1"/>
+      <w:numFmt w:val="bullet"/>
+      <w:lvlText w:val="●"/>
+      <w:lvlJc w:val="left"/>
+      <w:pPr>
+        <w:ind w:left="720" w:hanging="360"/>
+      </w:pPr>
+      <w:rPr>
+        <w:u w:val="none"/>
+      </w:rPr>
+    </w:lvl>
+    <w:lvl w:ilvl="1">
+      <w:start w:val="1"/>
+      <w:numFmt w:val="bullet"/>
+      <w:lvlText w:val="○"/>
+      <w:lvlJc w:val="left"/>
+      <w:pPr>
+        <w:ind w:left="1440" w:hanging="360"/>
+      </w:pPr>
+      <w:rPr>
+        <w:u w:val="none"/>
+      </w:rPr>
+    </w:lvl>
+    <w:lvl w:ilvl="2">
+      <w:start w:val="1"/>
+      <w:numFmt w:val="bullet"/>
+      <w:lvlText w:val="■"/>
+      <w:lvlJc w:val="left"/>
+      <w:pPr>
+        <w:ind w:left="2160" w:hanging="360"/>
+      </w:pPr>
+      <w:rPr>
+        <w:u w:val="none"/>
+      </w:rPr>
+    </w:lvl>
+    <w:lvl w:ilvl="3">
+      <w:start w:val="1"/>
+      <w:numFmt w:val="bullet"/>
+      <w:lvlText w:val="●"/>
+      <w:lvlJc w:val="left"/>
+      <w:pPr>
+        <w:ind w:left="2880" w:hanging="360"/>
+      </w:pPr>
+      <w:rPr>
+        <w:u w:val="none"/>
+      </w:rPr>
+    </w:lvl>
+    <w:lvl w:ilvl="4">
+      <w:start w:val="1"/>
+      <w:numFmt w:val="bullet"/>
+      <w:lvlText w:val="○"/>
+      <w:lvlJc w:val="left"/>
+      <w:pPr>
+        <w:ind w:left="3600" w:hanging="360"/>
+      </w:pPr>
+      <w:rPr>
+        <w:u w:val="none"/>
+      </w:rPr>
+    </w:lvl>
+    <w:lvl w:ilvl="5">
+      <w:start w:val="1"/>
+      <w:numFmt w:val="bullet"/>
+      <w:lvlText w:val="■"/>
+      <w:lvlJc w:val="left"/>
+      <w:pPr>
+        <w:ind w:left="4320" w:hanging="360"/>
+      </w:pPr>
+      <w:rPr>
+        <w:u w:val="none"/>
+      </w:rPr>
+    </w:lvl>
+    <w:lvl w:ilvl="6">
+      <w:start w:val="1"/>
+      <w:numFmt w:val="bullet"/>
+      <w:lvlText w:val="●"/>
+      <w:lvlJc w:val="left"/>
+      <w:pPr>
+        <w:ind w:left="5040" w:hanging="360"/>
+      </w:pPr>
+      <w:rPr>
+        <w:u w:val="none"/>
+      </w:rPr>
+    </w:lvl>
+    <w:lvl w:ilvl="7">
+      <w:start w:val="1"/>
+      <w:numFmt w:val="bullet"/>
+      <w:lvlText w:val="○"/>
+      <w:lvlJc w:val="left"/>
+      <w:pPr>
+        <w:ind w:left="5760" w:hanging="360"/>
+      </w:pPr>
+      <w:rPr>
+        <w:u w:val="none"/>
+      </w:rPr>
+    </w:lvl>
+    <w:lvl w:ilvl="8">
+      <w:start w:val="1"/>
+      <w:numFmt w:val="bullet"/>
+      <w:lvlText w:val="■"/>
+      <w:lvlJc w:val="left"/>
+      <w:pPr>
+        <w:ind w:left="6480" w:hanging="360"/>
+      </w:pPr>
+      <w:rPr>
+        <w:u w:val="none"/>
+      </w:rPr>
+    </w:lvl>
+  </w:abstractNum>
+  <w:abstractNum w:abstractNumId="12">
+    <w:lvl w:ilvl="0">
+      <w:start w:val="1"/>
+      <w:numFmt w:val="decimal"/>
+      <w:lvlText w:val="%1."/>
+      <w:lvlJc w:val="left"/>
+      <w:pPr>
+        <w:ind w:left="720" w:hanging="360"/>
+      </w:pPr>
+      <w:rPr>
+        <w:u w:val="none"/>
+      </w:rPr>
+    </w:lvl>
+    <w:lvl w:ilvl="1">
+      <w:start w:val="1"/>
+      <w:numFmt w:val="lowerLetter"/>
+      <w:lvlText w:val="%2."/>
+      <w:lvlJc w:val="left"/>
+      <w:pPr>
+        <w:ind w:left="1440" w:hanging="360"/>
+      </w:pPr>
+      <w:rPr>
+        <w:u w:val="none"/>
+      </w:rPr>
+    </w:lvl>
+    <w:lvl w:ilvl="2">
+      <w:start w:val="1"/>
+      <w:numFmt w:val="lowerRoman"/>
+      <w:lvlText w:val="%3."/>
+      <w:lvlJc w:val="left"/>
+      <w:pPr>
+        <w:ind w:left="2160" w:hanging="360"/>
+      </w:pPr>
+      <w:rPr>
+        <w:u w:val="none"/>
+      </w:rPr>
+    </w:lvl>
+    <w:lvl w:ilvl="3">
+      <w:start w:val="1"/>
+      <w:numFmt w:val="decimal"/>
+      <w:lvlText w:val="%4."/>
+      <w:lvlJc w:val="left"/>
+      <w:pPr>
+        <w:ind w:left="2880" w:hanging="360"/>
+      </w:pPr>
+      <w:rPr>
+        <w:u w:val="none"/>
+      </w:rPr>
+    </w:lvl>
+    <w:lvl w:ilvl="4">
+      <w:start w:val="1"/>
+      <w:numFmt w:val="lowerLetter"/>
+      <w:lvlText w:val="%5."/>
+      <w:lvlJc w:val="left"/>
+      <w:pPr>
+        <w:ind w:left="3600" w:hanging="360"/>
+      </w:pPr>
+      <w:rPr>
+        <w:u w:val="none"/>
+      </w:rPr>
+    </w:lvl>
+    <w:lvl w:ilvl="5">
+      <w:start w:val="1"/>
+      <w:numFmt w:val="lowerRoman"/>
+      <w:lvlText w:val="%6."/>
+      <w:lvlJc w:val="left"/>
+      <w:pPr>
+        <w:ind w:left="4320" w:hanging="360"/>
+      </w:pPr>
+      <w:rPr>
+        <w:u w:val="none"/>
+      </w:rPr>
+    </w:lvl>
+    <w:lvl w:ilvl="6">
+      <w:start w:val="1"/>
+      <w:numFmt w:val="decimal"/>
+      <w:lvlText w:val="%7."/>
+      <w:lvlJc w:val="left"/>
+      <w:pPr>
+        <w:ind w:left="5040" w:hanging="360"/>
+      </w:pPr>
+      <w:rPr>
+        <w:u w:val="none"/>
+      </w:rPr>
+    </w:lvl>
+    <w:lvl w:ilvl="7">
+      <w:start w:val="1"/>
+      <w:numFmt w:val="lowerLetter"/>
+      <w:lvlText w:val="%8."/>
+      <w:lvlJc w:val="left"/>
+      <w:pPr>
+        <w:ind w:left="5760" w:hanging="360"/>
+      </w:pPr>
+      <w:rPr>
+        <w:u w:val="none"/>
+      </w:rPr>
+    </w:lvl>
+    <w:lvl w:ilvl="8">
+      <w:start w:val="1"/>
+      <w:numFmt w:val="lowerRoman"/>
+      <w:lvlText w:val="%9."/>
       <w:lvlJc w:val="left"/>
       <w:pPr>
         <w:ind w:left="6480" w:hanging="360"/>
@@ -3093,6 +4171,18 @@
   </w:num>
   <w:num w:numId="8">
     <w:abstractNumId w:val="8"/>
+  </w:num>
+  <w:num w:numId="9">
+    <w:abstractNumId w:val="9"/>
+  </w:num>
+  <w:num w:numId="10">
+    <w:abstractNumId w:val="10"/>
+  </w:num>
+  <w:num w:numId="11">
+    <w:abstractNumId w:val="11"/>
+  </w:num>
+  <w:num w:numId="12">
+    <w:abstractNumId w:val="12"/>
   </w:num>
 </w:numbering>
 </file>
@@ -3275,6 +4365,20 @@
       <w:sz w:val="30"/>
       <w:szCs w:val="30"/>
     </w:rPr>
+  </w:style>
+  <w:style w:type="table" w:styleId="Table1">
+    <w:basedOn w:val="TableNormal"/>
+    <w:tblPr>
+      <w:tblStyleRowBandSize w:val="1"/>
+      <w:tblStyleColBandSize w:val="1"/>
+    </w:tblPr>
+  </w:style>
+  <w:style w:type="table" w:styleId="Table2">
+    <w:basedOn w:val="TableNormal"/>
+    <w:tblPr>
+      <w:tblStyleRowBandSize w:val="1"/>
+      <w:tblStyleColBandSize w:val="1"/>
+    </w:tblPr>
   </w:style>
 </w:styles>
 </file>
@@ -3601,7 +4705,7 @@
 
 <file path=customXML/item1.xml><?xml version="1.0" encoding="utf-8"?>
 <go:gDocsCustomXmlDataStorage xmlns:go="http://customooxmlschemas.google.com/" xmlns:r="http://schemas.openxmlformats.org/officeDocument/2006/relationships" uri="GoogleDocsCustomDataVersion2">
-  <go:docsCustomData xmlns:go="http://customooxmlschemas.google.com/" roundtripDataSignature="AMtx7mhNICG0yY5BtTJTCfdOKF5EwmZmdQ==">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</go:docsCustomData>
+  <go:docsCustomData xmlns:go="http://customooxmlschemas.google.com/" roundtripDataSignature="AMtx7mjk7IqnA8yGwn7LJ/qhsyO8JcVGHQ==">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</go:docsCustomData>
 </go:gDocsCustomXmlDataStorage>
 </file>
 
